--- a/files/Nakbin_Choi_CV.docx
+++ b/files/Nakbin_Choi_CV.docx
@@ -29,12 +29,12 @@
       <w:r>
         <w:rPr>
           <w:rFonts w:ascii="Times New Roman" w:hAnsi="Times New Roman" w:eastAsia="Times New Roman"/>
-          <w:b w:val="0"/>
-          <w:i/>
+          <w:b/>
+          <w:i w:val="0"/>
           <w:color w:val="000000"/>
           <w:sz w:val="18"/>
         </w:rPr>
-        <w:t>Updated automatically</w:t>
+        <w:t>July 2026</w:t>
       </w:r>
     </w:p>
     <w:tbl>
@@ -166,7 +166,45 @@
               <w:end w:w="0" w:type="dxa"/>
             </w:tcMar>
           </w:tcPr>
-          <w:p/>
+          <w:p>
+            <w:pPr>
+              <w:jc w:val="right"/>
+            </w:pPr>
+            <w:r>
+              <w:drawing>
+                <wp:inline xmlns:a="http://schemas.openxmlformats.org/drawingml/2006/main" xmlns:pic="http://schemas.openxmlformats.org/drawingml/2006/picture">
+                  <wp:extent cx="841248" cy="841248"/>
+                  <wp:docPr id="1" name="Picture 1"/>
+                  <wp:cNvGraphicFramePr>
+                    <a:graphicFrameLocks noChangeAspect="1"/>
+                  </wp:cNvGraphicFramePr>
+                  <a:graphic>
+                    <a:graphicData uri="http://schemas.openxmlformats.org/drawingml/2006/picture">
+                      <pic:pic>
+                        <pic:nvPicPr>
+                          <pic:cNvPr id="0" name="unist-logo.png"/>
+                          <pic:cNvPicPr/>
+                        </pic:nvPicPr>
+                        <pic:blipFill>
+                          <a:blip r:embed="rId10"/>
+                          <a:stretch>
+                            <a:fillRect/>
+                          </a:stretch>
+                        </pic:blipFill>
+                        <pic:spPr>
+                          <a:xfrm>
+                            <a:off x="0" y="0"/>
+                            <a:ext cx="841248" cy="841248"/>
+                          </a:xfrm>
+                          <a:prstGeom prst="rect"/>
+                        </pic:spPr>
+                      </pic:pic>
+                    </a:graphicData>
+                  </a:graphic>
+                </wp:inline>
+              </w:drawing>
+            </w:r>
+          </w:p>
         </w:tc>
       </w:tr>
     </w:tbl>

--- a/files/Nakbin_Choi_CV.docx
+++ b/files/Nakbin_Choi_CV.docx
@@ -392,6 +392,22 @@
                 <w:sz w:val="18"/>
               </w:rPr>
               <w:t>Dissertation: Development of a Coupled Data Assimilation System in the Fully Coupled Model and Its Implications for Seamless Prediction (Advisor: Prof. Myong-In Lee)</w:t>
+            </w:r>
+          </w:p>
+          <w:p>
+            <w:pPr>
+              <w:keepLines/>
+              <w:spacing w:before="20" w:after="0"/>
+            </w:pPr>
+            <w:r>
+              <w:rPr>
+                <w:rFonts w:ascii="Times New Roman" w:hAnsi="Times New Roman" w:eastAsia="Times New Roman"/>
+                <w:b w:val="0"/>
+                <w:i w:val="0"/>
+                <w:color w:val="000000"/>
+                <w:sz w:val="18"/>
+              </w:rPr>
+              <w:t>Advisor: Prof. Myong-In Lee</w:t>
             </w:r>
           </w:p>
         </w:tc>
@@ -862,6 +878,22 @@
           <w:sz w:val="23"/>
         </w:rPr>
         <w:t>AWARDS</w:t>
+      </w:r>
+    </w:p>
+    <w:p>
+      <w:pPr>
+        <w:spacing w:after="40"/>
+        <w:ind w:left="317" w:hanging="230"/>
+      </w:pPr>
+      <w:r>
+        <w:rPr>
+          <w:rFonts w:ascii="Times New Roman" w:hAnsi="Times New Roman" w:eastAsia="Times New Roman"/>
+          <w:b w:val="0"/>
+          <w:i w:val="0"/>
+          <w:color w:val="000000"/>
+          <w:sz w:val="19"/>
+        </w:rPr>
+        <w:t>•  Young Atmospheric Scientist Award, Korean Meteorological Society, 2025</w:t>
       </w:r>
     </w:p>
     <w:p>

--- a/files/Nakbin_Choi_CV.docx
+++ b/files/Nakbin_Choi_CV.docx
@@ -51,25 +51,27 @@
           <w:insideH w:val="nil"/>
           <w:insideV w:val="nil"/>
         </w:tblBorders>
+        <w:tblInd w:w="120" w:type="dxa"/>
       </w:tblPr>
       <w:tblGrid>
-        <w:gridCol w:w="8424"/>
-        <w:gridCol w:w="1512"/>
+        <w:gridCol w:w="8352"/>
+        <w:gridCol w:w="1699"/>
       </w:tblGrid>
       <w:tr>
         <w:tc>
           <w:tcPr>
-            <w:tcW w:type="dxa" w:w="5083"/>
+            <w:tcW w:type="dxa" w:w="8352"/>
             <w:tcMar>
               <w:top w:w="70" w:type="dxa"/>
               <w:start w:w="0" w:type="dxa"/>
-              <w:bottom w:w="55" w:type="dxa"/>
+              <w:bottom w:w="75" w:type="dxa"/>
               <w:end w:w="0" w:type="dxa"/>
             </w:tcMar>
           </w:tcPr>
           <w:p>
             <w:pPr>
-              <w:spacing w:after="100"/>
+              <w:spacing w:after="160"/>
+              <w:ind w:left="0" w:firstLine="0"/>
             </w:pPr>
             <w:r>
               <w:rPr>
@@ -83,6 +85,10 @@
             </w:r>
           </w:p>
           <w:p>
+            <w:pPr>
+              <w:spacing w:after="30"/>
+              <w:ind w:left="0" w:firstLine="0"/>
+            </w:pPr>
             <w:r>
               <w:rPr>
                 <w:rFonts w:ascii="Times New Roman" w:hAnsi="Times New Roman" w:eastAsia="Times New Roman"/>
@@ -95,6 +101,10 @@
             </w:r>
           </w:p>
           <w:p>
+            <w:pPr>
+              <w:spacing w:after="30"/>
+              <w:ind w:left="0" w:firstLine="0"/>
+            </w:pPr>
             <w:r>
               <w:rPr>
                 <w:rFonts w:ascii="Times New Roman" w:hAnsi="Times New Roman" w:eastAsia="Times New Roman"/>
@@ -107,6 +117,10 @@
             </w:r>
           </w:p>
           <w:p>
+            <w:pPr>
+              <w:spacing w:after="30"/>
+              <w:ind w:left="0" w:firstLine="0"/>
+            </w:pPr>
             <w:r>
               <w:rPr>
                 <w:rFonts w:ascii="Times New Roman" w:hAnsi="Times New Roman" w:eastAsia="Times New Roman"/>
@@ -119,6 +133,10 @@
             </w:r>
           </w:p>
           <w:p>
+            <w:pPr>
+              <w:spacing w:after="30"/>
+              <w:ind w:left="0" w:firstLine="0"/>
+            </w:pPr>
             <w:r>
               <w:rPr>
                 <w:rFonts w:ascii="Times New Roman" w:hAnsi="Times New Roman" w:eastAsia="Times New Roman"/>
@@ -131,6 +149,10 @@
             </w:r>
           </w:p>
           <w:p>
+            <w:pPr>
+              <w:spacing w:after="30"/>
+              <w:ind w:left="0" w:firstLine="0"/>
+            </w:pPr>
             <w:r>
               <w:rPr>
                 <w:rFonts w:ascii="Times New Roman" w:hAnsi="Times New Roman" w:eastAsia="Times New Roman"/>
@@ -144,6 +166,9 @@
             </w:r>
           </w:p>
           <w:p>
+            <w:pPr>
+              <w:ind w:left="0" w:firstLine="0"/>
+            </w:pPr>
             <w:r>
               <w:rPr>
                 <w:rFonts w:ascii="Times New Roman" w:hAnsi="Times New Roman" w:eastAsia="Times New Roman"/>
@@ -158,9 +183,9 @@
         </w:tc>
         <w:tc>
           <w:tcPr>
-            <w:tcW w:type="dxa" w:w="5083"/>
+            <w:tcW w:type="dxa" w:w="1699"/>
             <w:tcMar>
-              <w:top w:w="60" w:type="dxa"/>
+              <w:top w:w="20" w:type="dxa"/>
               <w:start w:w="0" w:type="dxa"/>
               <w:bottom w:w="40" w:type="dxa"/>
               <w:end w:w="0" w:type="dxa"/>
@@ -168,6 +193,8 @@
           </w:tcPr>
           <w:p>
             <w:pPr>
+              <w:spacing w:before="0" w:after="0"/>
+              <w:ind w:left="0" w:right="0" w:firstLine="0"/>
               <w:jc w:val="right"/>
             </w:pPr>
             <w:r>
@@ -211,7 +238,7 @@
     <w:p>
       <w:pPr>
         <w:keepNext/>
-        <w:spacing w:before="160" w:after="60"/>
+        <w:spacing w:before="280" w:after="120"/>
         <w:pBdr>
           <w:bottom w:val="single" w:sz="6" w:space="1" w:color="000000"/>
         </w:pBdr>
@@ -241,10 +268,11 @@
           <w:insideH w:val="nil"/>
           <w:insideV w:val="nil"/>
         </w:tblBorders>
+        <w:tblInd w:w="120" w:type="dxa"/>
       </w:tblPr>
       <w:tblGrid>
         <w:gridCol w:w="2232"/>
-        <w:gridCol w:w="7848"/>
+        <w:gridCol w:w="7819"/>
       </w:tblGrid>
       <w:tr>
         <w:tc>
@@ -252,15 +280,16 @@
             <w:tcW w:type="dxa" w:w="2232"/>
             <w:vAlign w:val="top"/>
             <w:tcMar>
-              <w:top w:w="30" w:type="dxa"/>
+              <w:top w:w="35" w:type="dxa"/>
               <w:start w:w="0" w:type="dxa"/>
-              <w:bottom w:w="55" w:type="dxa"/>
+              <w:bottom w:w="110" w:type="dxa"/>
               <w:end w:w="0" w:type="dxa"/>
             </w:tcMar>
           </w:tcPr>
           <w:p>
             <w:pPr>
-              <w:spacing w:after="0"/>
+              <w:spacing w:before="0" w:after="0"/>
+              <w:ind w:left="0" w:firstLine="0"/>
             </w:pPr>
             <w:r>
               <w:rPr>
@@ -276,19 +305,20 @@
         </w:tc>
         <w:tc>
           <w:tcPr>
-            <w:tcW w:type="dxa" w:w="7848"/>
+            <w:tcW w:type="dxa" w:w="7819"/>
             <w:vAlign w:val="top"/>
             <w:tcMar>
-              <w:top w:w="30" w:type="dxa"/>
+              <w:top w:w="35" w:type="dxa"/>
               <w:start w:w="0" w:type="dxa"/>
-              <w:bottom w:w="55" w:type="dxa"/>
+              <w:bottom w:w="110" w:type="dxa"/>
               <w:end w:w="0" w:type="dxa"/>
             </w:tcMar>
           </w:tcPr>
           <w:p>
             <w:pPr>
               <w:keepLines/>
-              <w:spacing w:after="0"/>
+              <w:spacing w:before="0" w:after="0"/>
+              <w:ind w:left="0" w:firstLine="0"/>
             </w:pPr>
             <w:r>
               <w:rPr>
@@ -319,15 +349,16 @@
             <w:tcW w:type="dxa" w:w="2232"/>
             <w:vAlign w:val="top"/>
             <w:tcMar>
-              <w:top w:w="30" w:type="dxa"/>
+              <w:top w:w="35" w:type="dxa"/>
               <w:start w:w="0" w:type="dxa"/>
-              <w:bottom w:w="55" w:type="dxa"/>
+              <w:bottom w:w="110" w:type="dxa"/>
               <w:end w:w="0" w:type="dxa"/>
             </w:tcMar>
           </w:tcPr>
           <w:p>
             <w:pPr>
-              <w:spacing w:after="0"/>
+              <w:spacing w:before="0" w:after="0"/>
+              <w:ind w:left="0" w:firstLine="0"/>
             </w:pPr>
             <w:r>
               <w:rPr>
@@ -343,19 +374,20 @@
         </w:tc>
         <w:tc>
           <w:tcPr>
-            <w:tcW w:type="dxa" w:w="7848"/>
+            <w:tcW w:type="dxa" w:w="7819"/>
             <w:vAlign w:val="top"/>
             <w:tcMar>
-              <w:top w:w="30" w:type="dxa"/>
+              <w:top w:w="35" w:type="dxa"/>
               <w:start w:w="0" w:type="dxa"/>
-              <w:bottom w:w="55" w:type="dxa"/>
+              <w:bottom w:w="110" w:type="dxa"/>
               <w:end w:w="0" w:type="dxa"/>
             </w:tcMar>
           </w:tcPr>
           <w:p>
             <w:pPr>
               <w:keepLines/>
-              <w:spacing w:after="0"/>
+              <w:spacing w:before="0" w:after="0"/>
+              <w:ind w:left="0" w:firstLine="0"/>
             </w:pPr>
             <w:r>
               <w:rPr>
@@ -381,8 +413,19 @@
           <w:p>
             <w:pPr>
               <w:keepLines/>
-              <w:spacing w:before="20" w:after="0"/>
+              <w:spacing w:before="40" w:after="0"/>
+              <w:ind w:left="0" w:firstLine="0"/>
             </w:pPr>
+            <w:r>
+              <w:rPr>
+                <w:rFonts w:ascii="Times New Roman" w:hAnsi="Times New Roman" w:eastAsia="Times New Roman"/>
+                <w:b/>
+                <w:i w:val="0"/>
+                <w:color w:val="000000"/>
+                <w:sz w:val="18"/>
+              </w:rPr>
+              <w:t xml:space="preserve">Dissertation: </w:t>
+            </w:r>
             <w:r>
               <w:rPr>
                 <w:rFonts w:ascii="Times New Roman" w:hAnsi="Times New Roman" w:eastAsia="Times New Roman"/>
@@ -391,14 +434,25 @@
                 <w:color w:val="000000"/>
                 <w:sz w:val="18"/>
               </w:rPr>
-              <w:t>Dissertation: Development of a Coupled Data Assimilation System in the Fully Coupled Model and Its Implications for Seamless Prediction (Advisor: Prof. Myong-In Lee)</w:t>
+              <w:t>Development of a Coupled Data Assimilation System in the Fully Coupled Model and Its Implications for Seamless Prediction (Advisor: Prof. Myong-In Lee)</w:t>
             </w:r>
           </w:p>
           <w:p>
             <w:pPr>
               <w:keepLines/>
-              <w:spacing w:before="20" w:after="0"/>
+              <w:spacing w:before="40" w:after="0"/>
+              <w:ind w:left="0" w:firstLine="0"/>
             </w:pPr>
+            <w:r>
+              <w:rPr>
+                <w:rFonts w:ascii="Times New Roman" w:hAnsi="Times New Roman" w:eastAsia="Times New Roman"/>
+                <w:b/>
+                <w:i w:val="0"/>
+                <w:color w:val="000000"/>
+                <w:sz w:val="18"/>
+              </w:rPr>
+              <w:t xml:space="preserve">Advisor: </w:t>
+            </w:r>
             <w:r>
               <w:rPr>
                 <w:rFonts w:ascii="Times New Roman" w:hAnsi="Times New Roman" w:eastAsia="Times New Roman"/>
@@ -407,7 +461,7 @@
                 <w:color w:val="000000"/>
                 <w:sz w:val="18"/>
               </w:rPr>
-              <w:t>Advisor: Prof. Myong-In Lee</w:t>
+              <w:t>Prof. Myong-In Lee</w:t>
             </w:r>
           </w:p>
         </w:tc>
@@ -416,7 +470,7 @@
     <w:p>
       <w:pPr>
         <w:keepNext/>
-        <w:spacing w:before="160" w:after="60"/>
+        <w:spacing w:before="280" w:after="120"/>
         <w:pBdr>
           <w:bottom w:val="single" w:sz="6" w:space="1" w:color="000000"/>
         </w:pBdr>
@@ -446,10 +500,11 @@
           <w:insideH w:val="nil"/>
           <w:insideV w:val="nil"/>
         </w:tblBorders>
+        <w:tblInd w:w="120" w:type="dxa"/>
       </w:tblPr>
       <w:tblGrid>
         <w:gridCol w:w="2232"/>
-        <w:gridCol w:w="7848"/>
+        <w:gridCol w:w="7819"/>
       </w:tblGrid>
       <w:tr>
         <w:tc>
@@ -457,15 +512,16 @@
             <w:tcW w:type="dxa" w:w="2232"/>
             <w:vAlign w:val="top"/>
             <w:tcMar>
-              <w:top w:w="30" w:type="dxa"/>
+              <w:top w:w="35" w:type="dxa"/>
               <w:start w:w="0" w:type="dxa"/>
-              <w:bottom w:w="55" w:type="dxa"/>
+              <w:bottom w:w="110" w:type="dxa"/>
               <w:end w:w="0" w:type="dxa"/>
             </w:tcMar>
           </w:tcPr>
           <w:p>
             <w:pPr>
-              <w:spacing w:after="0"/>
+              <w:spacing w:before="0" w:after="0"/>
+              <w:ind w:left="0" w:firstLine="0"/>
             </w:pPr>
             <w:r>
               <w:rPr>
@@ -481,19 +537,20 @@
         </w:tc>
         <w:tc>
           <w:tcPr>
-            <w:tcW w:type="dxa" w:w="7848"/>
+            <w:tcW w:type="dxa" w:w="7819"/>
             <w:vAlign w:val="top"/>
             <w:tcMar>
-              <w:top w:w="30" w:type="dxa"/>
+              <w:top w:w="35" w:type="dxa"/>
               <w:start w:w="0" w:type="dxa"/>
-              <w:bottom w:w="55" w:type="dxa"/>
+              <w:bottom w:w="110" w:type="dxa"/>
               <w:end w:w="0" w:type="dxa"/>
             </w:tcMar>
           </w:tcPr>
           <w:p>
             <w:pPr>
               <w:keepLines/>
-              <w:spacing w:after="0"/>
+              <w:spacing w:before="0" w:after="0"/>
+              <w:ind w:left="0" w:firstLine="0"/>
             </w:pPr>
             <w:r>
               <w:rPr>
@@ -524,15 +581,16 @@
             <w:tcW w:type="dxa" w:w="2232"/>
             <w:vAlign w:val="top"/>
             <w:tcMar>
-              <w:top w:w="30" w:type="dxa"/>
+              <w:top w:w="35" w:type="dxa"/>
               <w:start w:w="0" w:type="dxa"/>
-              <w:bottom w:w="55" w:type="dxa"/>
+              <w:bottom w:w="110" w:type="dxa"/>
               <w:end w:w="0" w:type="dxa"/>
             </w:tcMar>
           </w:tcPr>
           <w:p>
             <w:pPr>
-              <w:spacing w:after="0"/>
+              <w:spacing w:before="0" w:after="0"/>
+              <w:ind w:left="0" w:firstLine="0"/>
             </w:pPr>
             <w:r>
               <w:rPr>
@@ -548,19 +606,20 @@
         </w:tc>
         <w:tc>
           <w:tcPr>
-            <w:tcW w:type="dxa" w:w="7848"/>
+            <w:tcW w:type="dxa" w:w="7819"/>
             <w:vAlign w:val="top"/>
             <w:tcMar>
-              <w:top w:w="30" w:type="dxa"/>
+              <w:top w:w="35" w:type="dxa"/>
               <w:start w:w="0" w:type="dxa"/>
-              <w:bottom w:w="55" w:type="dxa"/>
+              <w:bottom w:w="110" w:type="dxa"/>
               <w:end w:w="0" w:type="dxa"/>
             </w:tcMar>
           </w:tcPr>
           <w:p>
             <w:pPr>
               <w:keepLines/>
-              <w:spacing w:after="0"/>
+              <w:spacing w:before="0" w:after="0"/>
+              <w:ind w:left="0" w:firstLine="0"/>
             </w:pPr>
             <w:r>
               <w:rPr>
@@ -589,7 +648,7 @@
     <w:p>
       <w:pPr>
         <w:keepNext/>
-        <w:spacing w:before="160" w:after="60"/>
+        <w:spacing w:before="280" w:after="120"/>
         <w:pBdr>
           <w:bottom w:val="single" w:sz="6" w:space="1" w:color="000000"/>
         </w:pBdr>
@@ -619,10 +678,11 @@
           <w:insideH w:val="nil"/>
           <w:insideV w:val="nil"/>
         </w:tblBorders>
+        <w:tblInd w:w="120" w:type="dxa"/>
       </w:tblPr>
       <w:tblGrid>
         <w:gridCol w:w="2232"/>
-        <w:gridCol w:w="7848"/>
+        <w:gridCol w:w="7819"/>
       </w:tblGrid>
       <w:tr>
         <w:tc>
@@ -630,15 +690,16 @@
             <w:tcW w:type="dxa" w:w="2232"/>
             <w:vAlign w:val="top"/>
             <w:tcMar>
-              <w:top w:w="30" w:type="dxa"/>
+              <w:top w:w="35" w:type="dxa"/>
               <w:start w:w="0" w:type="dxa"/>
-              <w:bottom w:w="55" w:type="dxa"/>
+              <w:bottom w:w="110" w:type="dxa"/>
               <w:end w:w="0" w:type="dxa"/>
             </w:tcMar>
           </w:tcPr>
           <w:p>
             <w:pPr>
-              <w:spacing w:after="0"/>
+              <w:spacing w:before="0" w:after="0"/>
+              <w:ind w:left="0" w:firstLine="0"/>
             </w:pPr>
             <w:r>
               <w:rPr>
@@ -654,19 +715,20 @@
         </w:tc>
         <w:tc>
           <w:tcPr>
-            <w:tcW w:type="dxa" w:w="7848"/>
+            <w:tcW w:type="dxa" w:w="7819"/>
             <w:vAlign w:val="top"/>
             <w:tcMar>
-              <w:top w:w="30" w:type="dxa"/>
+              <w:top w:w="35" w:type="dxa"/>
               <w:start w:w="0" w:type="dxa"/>
-              <w:bottom w:w="55" w:type="dxa"/>
+              <w:bottom w:w="110" w:type="dxa"/>
               <w:end w:w="0" w:type="dxa"/>
             </w:tcMar>
           </w:tcPr>
           <w:p>
             <w:pPr>
               <w:keepLines/>
-              <w:spacing w:after="0"/>
+              <w:spacing w:before="0" w:after="0"/>
+              <w:ind w:left="0" w:firstLine="0"/>
             </w:pPr>
             <w:r>
               <w:rPr>
@@ -697,15 +759,16 @@
             <w:tcW w:type="dxa" w:w="2232"/>
             <w:vAlign w:val="top"/>
             <w:tcMar>
-              <w:top w:w="30" w:type="dxa"/>
+              <w:top w:w="35" w:type="dxa"/>
               <w:start w:w="0" w:type="dxa"/>
-              <w:bottom w:w="55" w:type="dxa"/>
+              <w:bottom w:w="110" w:type="dxa"/>
               <w:end w:w="0" w:type="dxa"/>
             </w:tcMar>
           </w:tcPr>
           <w:p>
             <w:pPr>
-              <w:spacing w:after="0"/>
+              <w:spacing w:before="0" w:after="0"/>
+              <w:ind w:left="0" w:firstLine="0"/>
             </w:pPr>
             <w:r>
               <w:rPr>
@@ -721,19 +784,20 @@
         </w:tc>
         <w:tc>
           <w:tcPr>
-            <w:tcW w:type="dxa" w:w="7848"/>
+            <w:tcW w:type="dxa" w:w="7819"/>
             <w:vAlign w:val="top"/>
             <w:tcMar>
-              <w:top w:w="30" w:type="dxa"/>
+              <w:top w:w="35" w:type="dxa"/>
               <w:start w:w="0" w:type="dxa"/>
-              <w:bottom w:w="55" w:type="dxa"/>
+              <w:bottom w:w="110" w:type="dxa"/>
               <w:end w:w="0" w:type="dxa"/>
             </w:tcMar>
           </w:tcPr>
           <w:p>
             <w:pPr>
               <w:keepLines/>
-              <w:spacing w:after="0"/>
+              <w:spacing w:before="0" w:after="0"/>
+              <w:ind w:left="0" w:firstLine="0"/>
             </w:pPr>
             <w:r>
               <w:rPr>
@@ -764,15 +828,16 @@
             <w:tcW w:type="dxa" w:w="2232"/>
             <w:vAlign w:val="top"/>
             <w:tcMar>
-              <w:top w:w="30" w:type="dxa"/>
+              <w:top w:w="35" w:type="dxa"/>
               <w:start w:w="0" w:type="dxa"/>
-              <w:bottom w:w="55" w:type="dxa"/>
+              <w:bottom w:w="110" w:type="dxa"/>
               <w:end w:w="0" w:type="dxa"/>
             </w:tcMar>
           </w:tcPr>
           <w:p>
             <w:pPr>
-              <w:spacing w:after="0"/>
+              <w:spacing w:before="0" w:after="0"/>
+              <w:ind w:left="0" w:firstLine="0"/>
             </w:pPr>
             <w:r>
               <w:rPr>
@@ -788,19 +853,20 @@
         </w:tc>
         <w:tc>
           <w:tcPr>
-            <w:tcW w:type="dxa" w:w="7848"/>
+            <w:tcW w:type="dxa" w:w="7819"/>
             <w:vAlign w:val="top"/>
             <w:tcMar>
-              <w:top w:w="30" w:type="dxa"/>
+              <w:top w:w="35" w:type="dxa"/>
               <w:start w:w="0" w:type="dxa"/>
-              <w:bottom w:w="55" w:type="dxa"/>
+              <w:bottom w:w="110" w:type="dxa"/>
               <w:end w:w="0" w:type="dxa"/>
             </w:tcMar>
           </w:tcPr>
           <w:p>
             <w:pPr>
               <w:keepLines/>
-              <w:spacing w:after="0"/>
+              <w:spacing w:before="0" w:after="0"/>
+              <w:ind w:left="0" w:firstLine="0"/>
             </w:pPr>
             <w:r>
               <w:rPr>
@@ -829,7 +895,7 @@
     <w:p>
       <w:pPr>
         <w:keepNext/>
-        <w:spacing w:before="160" w:after="60"/>
+        <w:spacing w:before="280" w:after="120"/>
         <w:pBdr>
           <w:bottom w:val="single" w:sz="6" w:space="1" w:color="000000"/>
         </w:pBdr>
@@ -847,7 +913,7 @@
     </w:p>
     <w:p>
       <w:pPr>
-        <w:spacing w:after="40"/>
+        <w:spacing w:before="0" w:after="80"/>
         <w:ind w:left="317" w:hanging="230"/>
       </w:pPr>
       <w:r>
@@ -864,7 +930,7 @@
     <w:p>
       <w:pPr>
         <w:keepNext/>
-        <w:spacing w:before="160" w:after="60"/>
+        <w:spacing w:before="280" w:after="120"/>
         <w:pBdr>
           <w:bottom w:val="single" w:sz="6" w:space="1" w:color="000000"/>
         </w:pBdr>
@@ -882,7 +948,7 @@
     </w:p>
     <w:p>
       <w:pPr>
-        <w:spacing w:after="40"/>
+        <w:spacing w:before="0" w:after="80"/>
         <w:ind w:left="317" w:hanging="230"/>
       </w:pPr>
       <w:r>
@@ -898,7 +964,7 @@
     </w:p>
     <w:p>
       <w:pPr>
-        <w:spacing w:after="40"/>
+        <w:spacing w:before="0" w:after="80"/>
         <w:ind w:left="317" w:hanging="230"/>
       </w:pPr>
       <w:r>
@@ -915,7 +981,7 @@
     <w:p>
       <w:pPr>
         <w:keepNext/>
-        <w:spacing w:before="160" w:after="60"/>
+        <w:spacing w:before="280" w:after="120"/>
         <w:pBdr>
           <w:bottom w:val="single" w:sz="6" w:space="1" w:color="000000"/>
         </w:pBdr>
@@ -933,7 +999,7 @@
     </w:p>
     <w:p>
       <w:pPr>
-        <w:spacing w:after="40"/>
+        <w:spacing w:before="0" w:after="80"/>
         <w:ind w:left="317" w:hanging="230"/>
       </w:pPr>
       <w:r>
@@ -950,7 +1016,7 @@
     <w:p>
       <w:pPr>
         <w:keepNext/>
-        <w:spacing w:before="160" w:after="60"/>
+        <w:spacing w:before="280" w:after="120"/>
         <w:pBdr>
           <w:bottom w:val="single" w:sz="6" w:space="1" w:color="000000"/>
         </w:pBdr>
@@ -969,7 +1035,7 @@
     <w:p>
       <w:pPr>
         <w:keepLines/>
-        <w:spacing w:after="80"/>
+        <w:spacing w:before="0" w:after="160"/>
         <w:ind w:left="446" w:hanging="446"/>
       </w:pPr>
       <w:r>
@@ -1006,7 +1072,7 @@
     <w:p>
       <w:pPr>
         <w:keepLines/>
-        <w:spacing w:after="80"/>
+        <w:spacing w:before="0" w:after="160"/>
         <w:ind w:left="446" w:hanging="446"/>
       </w:pPr>
       <w:r>
@@ -1043,7 +1109,7 @@
     <w:p>
       <w:pPr>
         <w:keepLines/>
-        <w:spacing w:after="80"/>
+        <w:spacing w:before="0" w:after="160"/>
         <w:ind w:left="446" w:hanging="446"/>
       </w:pPr>
       <w:r>
@@ -1090,7 +1156,7 @@
     <w:p>
       <w:pPr>
         <w:keepLines/>
-        <w:spacing w:after="80"/>
+        <w:spacing w:before="0" w:after="160"/>
         <w:ind w:left="446" w:hanging="446"/>
       </w:pPr>
       <w:r>
@@ -1137,7 +1203,7 @@
     <w:p>
       <w:pPr>
         <w:keepLines/>
-        <w:spacing w:after="80"/>
+        <w:spacing w:before="0" w:after="160"/>
         <w:ind w:left="446" w:hanging="446"/>
       </w:pPr>
       <w:r>
@@ -1174,7 +1240,7 @@
     <w:p>
       <w:pPr>
         <w:keepLines/>
-        <w:spacing w:after="80"/>
+        <w:spacing w:before="0" w:after="160"/>
         <w:ind w:left="446" w:hanging="446"/>
       </w:pPr>
       <w:r>
@@ -1211,7 +1277,7 @@
     <w:p>
       <w:pPr>
         <w:keepLines/>
-        <w:spacing w:after="80"/>
+        <w:spacing w:before="0" w:after="160"/>
         <w:ind w:left="446" w:hanging="446"/>
       </w:pPr>
       <w:r>
@@ -1248,7 +1314,7 @@
     <w:p>
       <w:pPr>
         <w:keepLines/>
-        <w:spacing w:after="80"/>
+        <w:spacing w:before="0" w:after="160"/>
         <w:ind w:left="446" w:hanging="446"/>
       </w:pPr>
       <w:r>
@@ -1295,7 +1361,7 @@
     <w:p>
       <w:pPr>
         <w:keepLines/>
-        <w:spacing w:after="80"/>
+        <w:spacing w:before="0" w:after="160"/>
         <w:ind w:left="446" w:hanging="446"/>
       </w:pPr>
       <w:r>
@@ -1342,7 +1408,7 @@
     <w:p>
       <w:pPr>
         <w:keepLines/>
-        <w:spacing w:after="80"/>
+        <w:spacing w:before="0" w:after="160"/>
         <w:ind w:left="446" w:hanging="446"/>
       </w:pPr>
       <w:r>
@@ -1379,7 +1445,7 @@
     <w:p>
       <w:pPr>
         <w:keepLines/>
-        <w:spacing w:after="80"/>
+        <w:spacing w:before="0" w:after="160"/>
         <w:ind w:left="446" w:hanging="446"/>
       </w:pPr>
       <w:r>
@@ -1426,7 +1492,7 @@
     <w:p>
       <w:pPr>
         <w:keepLines/>
-        <w:spacing w:after="80"/>
+        <w:spacing w:before="0" w:after="160"/>
         <w:ind w:left="446" w:hanging="446"/>
       </w:pPr>
       <w:r>
@@ -1473,7 +1539,7 @@
     <w:p>
       <w:pPr>
         <w:keepLines/>
-        <w:spacing w:after="80"/>
+        <w:spacing w:before="0" w:after="160"/>
         <w:ind w:left="446" w:hanging="446"/>
       </w:pPr>
       <w:r>
@@ -1520,7 +1586,7 @@
     <w:p>
       <w:pPr>
         <w:keepLines/>
-        <w:spacing w:after="80"/>
+        <w:spacing w:before="0" w:after="160"/>
         <w:ind w:left="446" w:hanging="446"/>
       </w:pPr>
       <w:r>
@@ -1557,7 +1623,7 @@
     <w:p>
       <w:pPr>
         <w:keepLines/>
-        <w:spacing w:after="80"/>
+        <w:spacing w:before="0" w:after="160"/>
         <w:ind w:left="446" w:hanging="446"/>
       </w:pPr>
       <w:r>
@@ -1594,7 +1660,7 @@
     <w:p>
       <w:pPr>
         <w:keepLines/>
-        <w:spacing w:after="80"/>
+        <w:spacing w:before="0" w:after="160"/>
         <w:ind w:left="446" w:hanging="446"/>
       </w:pPr>
       <w:r>
@@ -2040,7 +2106,7 @@
     <w:qFormat/>
     <w:rsid w:val="00FC693F"/>
     <w:pPr>
-      <w:spacing w:after="0" w:line="240" w:lineRule="auto"/>
+      <w:spacing w:before="0" w:after="0" w:line="240" w:lineRule="auto"/>
     </w:pPr>
     <w:rPr>
       <w:rFonts w:ascii="Times New Roman" w:hAnsi="Times New Roman" w:eastAsia="Times New Roman"/>

--- a/files/Nakbin_Choi_CV.docx
+++ b/files/Nakbin_Choi_CV.docx
@@ -434,7 +434,7 @@
                 <w:color w:val="000000"/>
                 <w:sz w:val="18"/>
               </w:rPr>
-              <w:t>Development of a Coupled Data Assimilation System in the Fully Coupled Model and Its Implications for Seamless Prediction (Advisor: Prof. Myong-In Lee)</w:t>
+              <w:t>Development of a Coupled Data Assimilation System in the Fully Coupled Model and Its Implications for Seamless Prediction</w:t>
             </w:r>
           </w:p>
           <w:p>

--- a/files/Nakbin_Choi_CV.docx
+++ b/files/Nakbin_Choi_CV.docx
@@ -1030,6 +1030,53 @@
           <w:sz w:val="23"/>
         </w:rPr>
         <w:t>PUBLICATIONS</w:t>
+      </w:r>
+    </w:p>
+    <w:p>
+      <w:pPr>
+        <w:keepLines/>
+        <w:spacing w:before="0" w:after="160"/>
+        <w:ind w:left="446" w:hanging="446"/>
+      </w:pPr>
+      <w:r>
+        <w:rPr>
+          <w:rFonts w:ascii="Times New Roman" w:hAnsi="Times New Roman" w:eastAsia="Times New Roman"/>
+          <w:b w:val="0"/>
+          <w:i w:val="0"/>
+          <w:color w:val="000000"/>
+          <w:sz w:val="19"/>
+        </w:rPr>
+        <w:t xml:space="preserve">[17] </w:t>
+      </w:r>
+      <w:r>
+        <w:rPr>
+          <w:rFonts w:ascii="Times New Roman" w:hAnsi="Times New Roman" w:eastAsia="Times New Roman"/>
+          <w:b w:val="0"/>
+          <w:i w:val="0"/>
+          <w:color w:val="000000"/>
+          <w:sz w:val="19"/>
+        </w:rPr>
+        <w:t xml:space="preserve">Xavier, P., Willett, M., Graham, T., Earnshaw, P., Copsey, D., Narayan, N., Marzin, C., Sellar, A., Ackerley, D., Blaker, A., Blockley, E., Bodas-Salcedo, A., Bushell, A., </w:t>
+      </w:r>
+      <w:r>
+        <w:rPr>
+          <w:rFonts w:ascii="Times New Roman" w:hAnsi="Times New Roman" w:eastAsia="Times New Roman"/>
+          <w:b/>
+          <w:i w:val="0"/>
+          <w:color w:val="000000"/>
+          <w:sz w:val="19"/>
+        </w:rPr>
+        <w:t>Choi, N.</w:t>
+      </w:r>
+      <w:r>
+        <w:rPr>
+          <w:rFonts w:ascii="Times New Roman" w:hAnsi="Times New Roman" w:eastAsia="Times New Roman"/>
+          <w:b w:val="0"/>
+          <w:i w:val="0"/>
+          <w:color w:val="000000"/>
+          <w:sz w:val="19"/>
+        </w:rPr>
+        <w:t>, Chua, X. R., Guiavarc'h, C., Hassim, M., Heming, J., Hudson, D., Ineson, S., Jones, A., Jones, C., Keane, R., Kim, K., Kim, J., Kuhlbrodt, T., Lee, M.-I., Levine, R., Li, C., Martin, G., Megann, A., Mccabe, A., Moise, A., Regayre, L., Ridley, J., Roberts, L., Sahany, S., Schiemann, R. K. H., Storkey, D., Tennant, W., Tomassini, L., Tsushima, Y., Weedon, G. P., West, A., Wheeler, M. C., Williams, K., Zhou, X., and Zhu, H.: Assessment of the Met Office Global Coupled model version 5 (GC5) configurations, Geoscientific Model Development Discussion (in Review), 2026.</w:t>
       </w:r>
     </w:p>
     <w:p>

--- a/files/Nakbin_Choi_CV.docx
+++ b/files/Nakbin_Choi_CV.docx
@@ -1113,7 +1113,7 @@
           <w:color w:val="000000"/>
           <w:sz w:val="19"/>
         </w:rPr>
-        <w:t>, Stan, C., Lee, B., &amp; Seo, E. Potential sources of predictability for the surface air temperature over the CONUS during boreal winter. Journal of Climate, Accepted.</w:t>
+        <w:t>, Stan, C., Lee, B., &amp; Seo, E. Potential sources of predictability for the surface air temperature over the CONUS during boreal winter. Journal of Climate, e250495.</w:t>
       </w:r>
     </w:p>
     <w:p>

--- a/files/Nakbin_Choi_CV.docx
+++ b/files/Nakbin_Choi_CV.docx
@@ -1030,6 +1030,43 @@
           <w:sz w:val="23"/>
         </w:rPr>
         <w:t>PUBLICATIONS</w:t>
+      </w:r>
+    </w:p>
+    <w:p>
+      <w:pPr>
+        <w:keepLines/>
+        <w:spacing w:before="0" w:after="160"/>
+        <w:ind w:left="446" w:hanging="446"/>
+      </w:pPr>
+      <w:r>
+        <w:rPr>
+          <w:rFonts w:ascii="Times New Roman" w:hAnsi="Times New Roman" w:eastAsia="Times New Roman"/>
+          <w:b w:val="0"/>
+          <w:i w:val="0"/>
+          <w:color w:val="000000"/>
+          <w:sz w:val="19"/>
+        </w:rPr>
+        <w:t xml:space="preserve">[18] </w:t>
+      </w:r>
+      <w:r>
+        <w:rPr>
+          <w:rFonts w:ascii="Times New Roman" w:hAnsi="Times New Roman" w:eastAsia="Times New Roman"/>
+          <w:b/>
+          <w:i w:val="0"/>
+          <w:color w:val="000000"/>
+          <w:sz w:val="19"/>
+        </w:rPr>
+        <w:t>Choi, N.</w:t>
+      </w:r>
+      <w:r>
+        <w:rPr>
+          <w:rFonts w:ascii="Times New Roman" w:hAnsi="Times New Roman" w:eastAsia="Times New Roman"/>
+          <w:b w:val="0"/>
+          <w:i w:val="0"/>
+          <w:color w:val="000000"/>
+          <w:sz w:val="19"/>
+        </w:rPr>
+        <w:t>, Quan, X-W., and Stan, C.: Drivers of the Asymmetric ITCZ Bias in Climate Models, Scientific Reports (in Review), 2026.</w:t>
       </w:r>
     </w:p>
     <w:p>

--- a/files/Nakbin_Choi_CV.docx
+++ b/files/Nakbin_Choi_CV.docx
@@ -1046,7 +1046,7 @@
           <w:color w:val="000000"/>
           <w:sz w:val="19"/>
         </w:rPr>
-        <w:t xml:space="preserve">[18] </w:t>
+        <w:t xml:space="preserve">[19] </w:t>
       </w:r>
       <w:r>
         <w:rPr>
@@ -1067,6 +1067,33 @@
           <w:sz w:val="19"/>
         </w:rPr>
         <w:t>, Quan, X-W., and Stan, C.: Drivers of the Asymmetric ITCZ Bias in Climate Models, Scientific Reports (in Review), 2026.</w:t>
+      </w:r>
+    </w:p>
+    <w:p>
+      <w:pPr>
+        <w:keepLines/>
+        <w:spacing w:before="0" w:after="160"/>
+        <w:ind w:left="446" w:hanging="446"/>
+      </w:pPr>
+      <w:r>
+        <w:rPr>
+          <w:rFonts w:ascii="Times New Roman" w:hAnsi="Times New Roman" w:eastAsia="Times New Roman"/>
+          <w:b w:val="0"/>
+          <w:i w:val="0"/>
+          <w:color w:val="000000"/>
+          <w:sz w:val="19"/>
+        </w:rPr>
+        <w:t xml:space="preserve">[18] </w:t>
+      </w:r>
+      <w:r>
+        <w:rPr>
+          <w:rFonts w:ascii="Times New Roman" w:hAnsi="Times New Roman" w:eastAsia="Times New Roman"/>
+          <w:b w:val="0"/>
+          <w:i w:val="0"/>
+          <w:color w:val="000000"/>
+          <w:sz w:val="19"/>
+        </w:rPr>
+        <w:t>, 2026.</w:t>
       </w:r>
     </w:p>
     <w:p>

--- a/files/Nakbin_Choi_CV.docx
+++ b/files/Nakbin_Choi_CV.docx
@@ -1046,7 +1046,7 @@
           <w:color w:val="000000"/>
           <w:sz w:val="19"/>
         </w:rPr>
-        <w:t xml:space="preserve">[19] </w:t>
+        <w:t xml:space="preserve">[20] </w:t>
       </w:r>
       <w:r>
         <w:rPr>
@@ -1067,6 +1067,33 @@
           <w:sz w:val="19"/>
         </w:rPr>
         <w:t>, Quan, X-W., and Stan, C.: Drivers of the Asymmetric ITCZ Bias in Climate Models, Scientific Reports (in Review), 2026.</w:t>
+      </w:r>
+    </w:p>
+    <w:p>
+      <w:pPr>
+        <w:keepLines/>
+        <w:spacing w:before="0" w:after="160"/>
+        <w:ind w:left="446" w:hanging="446"/>
+      </w:pPr>
+      <w:r>
+        <w:rPr>
+          <w:rFonts w:ascii="Times New Roman" w:hAnsi="Times New Roman" w:eastAsia="Times New Roman"/>
+          <w:b w:val="0"/>
+          <w:i w:val="0"/>
+          <w:color w:val="000000"/>
+          <w:sz w:val="19"/>
+        </w:rPr>
+        <w:t xml:space="preserve">[19] </w:t>
+      </w:r>
+      <w:r>
+        <w:rPr>
+          <w:rFonts w:ascii="Times New Roman" w:hAnsi="Times New Roman" w:eastAsia="Times New Roman"/>
+          <w:b w:val="0"/>
+          <w:i w:val="0"/>
+          <w:color w:val="000000"/>
+          <w:sz w:val="19"/>
+        </w:rPr>
+        <w:t>, 2026.</w:t>
       </w:r>
     </w:p>
     <w:p>

--- a/files/Nakbin_Choi_CV.docx
+++ b/files/Nakbin_Choi_CV.docx
@@ -1046,7 +1046,7 @@
           <w:color w:val="000000"/>
           <w:sz w:val="19"/>
         </w:rPr>
-        <w:t xml:space="preserve">[20] </w:t>
+        <w:t xml:space="preserve">[21] </w:t>
       </w:r>
       <w:r>
         <w:rPr>
@@ -1067,6 +1067,33 @@
           <w:sz w:val="19"/>
         </w:rPr>
         <w:t>, Quan, X-W., and Stan, C.: Drivers of the Asymmetric ITCZ Bias in Climate Models, Scientific Reports (in Review), 2026.</w:t>
+      </w:r>
+    </w:p>
+    <w:p>
+      <w:pPr>
+        <w:keepLines/>
+        <w:spacing w:before="0" w:after="160"/>
+        <w:ind w:left="446" w:hanging="446"/>
+      </w:pPr>
+      <w:r>
+        <w:rPr>
+          <w:rFonts w:ascii="Times New Roman" w:hAnsi="Times New Roman" w:eastAsia="Times New Roman"/>
+          <w:b w:val="0"/>
+          <w:i w:val="0"/>
+          <w:color w:val="000000"/>
+          <w:sz w:val="19"/>
+        </w:rPr>
+        <w:t xml:space="preserve">[20] </w:t>
+      </w:r>
+      <w:r>
+        <w:rPr>
+          <w:rFonts w:ascii="Times New Roman" w:hAnsi="Times New Roman" w:eastAsia="Times New Roman"/>
+          <w:b w:val="0"/>
+          <w:i w:val="0"/>
+          <w:color w:val="000000"/>
+          <w:sz w:val="19"/>
+        </w:rPr>
+        <w:t>, 2026.</w:t>
       </w:r>
     </w:p>
     <w:p>
@@ -1120,33 +1147,6 @@
           <w:color w:val="000000"/>
           <w:sz w:val="19"/>
         </w:rPr>
-        <w:t>, 2026.</w:t>
-      </w:r>
-    </w:p>
-    <w:p>
-      <w:pPr>
-        <w:keepLines/>
-        <w:spacing w:before="0" w:after="160"/>
-        <w:ind w:left="446" w:hanging="446"/>
-      </w:pPr>
-      <w:r>
-        <w:rPr>
-          <w:rFonts w:ascii="Times New Roman" w:hAnsi="Times New Roman" w:eastAsia="Times New Roman"/>
-          <w:b w:val="0"/>
-          <w:i w:val="0"/>
-          <w:color w:val="000000"/>
-          <w:sz w:val="19"/>
-        </w:rPr>
-        <w:t xml:space="preserve">[17] </w:t>
-      </w:r>
-      <w:r>
-        <w:rPr>
-          <w:rFonts w:ascii="Times New Roman" w:hAnsi="Times New Roman" w:eastAsia="Times New Roman"/>
-          <w:b w:val="0"/>
-          <w:i w:val="0"/>
-          <w:color w:val="000000"/>
-          <w:sz w:val="19"/>
-        </w:rPr>
         <w:t xml:space="preserve">Xavier, P., Willett, M., Graham, T., Earnshaw, P., Copsey, D., Narayan, N., Marzin, C., Sellar, A., Ackerley, D., Blaker, A., Blockley, E., Bodas-Salcedo, A., Bushell, A., </w:t>
       </w:r>
       <w:r>
@@ -1184,7 +1184,7 @@
           <w:color w:val="000000"/>
           <w:sz w:val="19"/>
         </w:rPr>
-        <w:t xml:space="preserve">[16] </w:t>
+        <w:t xml:space="preserve">[17] </w:t>
       </w:r>
       <w:r>
         <w:rPr>
@@ -1221,7 +1221,7 @@
           <w:color w:val="000000"/>
           <w:sz w:val="19"/>
         </w:rPr>
-        <w:t xml:space="preserve">[15] </w:t>
+        <w:t xml:space="preserve">[16] </w:t>
       </w:r>
       <w:r>
         <w:rPr>
@@ -1258,7 +1258,7 @@
           <w:color w:val="000000"/>
           <w:sz w:val="19"/>
         </w:rPr>
-        <w:t xml:space="preserve">[14] </w:t>
+        <w:t xml:space="preserve">[15] </w:t>
       </w:r>
       <w:r>
         <w:rPr>
@@ -1289,6 +1289,33 @@
           <w:sz w:val="19"/>
         </w:rPr>
         <w:t>, Jin, F. F., Min, S. K., &amp; Kam, J. Local and Remote Drivers of Increased Variability in Extreme Wildfire Conditions in Southeastern Australia. Available at SSRN 5708203.</w:t>
+      </w:r>
+    </w:p>
+    <w:p>
+      <w:pPr>
+        <w:keepLines/>
+        <w:spacing w:before="0" w:after="160"/>
+        <w:ind w:left="446" w:hanging="446"/>
+      </w:pPr>
+      <w:r>
+        <w:rPr>
+          <w:rFonts w:ascii="Times New Roman" w:hAnsi="Times New Roman" w:eastAsia="Times New Roman"/>
+          <w:b w:val="0"/>
+          <w:i w:val="0"/>
+          <w:color w:val="000000"/>
+          <w:sz w:val="19"/>
+        </w:rPr>
+        <w:t xml:space="preserve">[14] </w:t>
+      </w:r>
+      <w:r>
+        <w:rPr>
+          <w:rFonts w:ascii="Times New Roman" w:hAnsi="Times New Roman" w:eastAsia="Times New Roman"/>
+          <w:b w:val="0"/>
+          <w:i w:val="0"/>
+          <w:color w:val="000000"/>
+          <w:sz w:val="19"/>
+        </w:rPr>
+        <w:t>, 2026.</w:t>
       </w:r>
     </w:p>
     <w:p>

--- a/files/Nakbin_Choi_CV.docx
+++ b/files/Nakbin_Choi_CV.docx
@@ -1046,7 +1046,7 @@
           <w:color w:val="000000"/>
           <w:sz w:val="19"/>
         </w:rPr>
-        <w:t xml:space="preserve">[21] </w:t>
+        <w:t xml:space="preserve">[22] </w:t>
       </w:r>
       <w:r>
         <w:rPr>
@@ -1067,6 +1067,33 @@
           <w:sz w:val="19"/>
         </w:rPr>
         <w:t>, Quan, X-W., and Stan, C.: Drivers of the Asymmetric ITCZ Bias in Climate Models, Scientific Reports (in Review), 2026.</w:t>
+      </w:r>
+    </w:p>
+    <w:p>
+      <w:pPr>
+        <w:keepLines/>
+        <w:spacing w:before="0" w:after="160"/>
+        <w:ind w:left="446" w:hanging="446"/>
+      </w:pPr>
+      <w:r>
+        <w:rPr>
+          <w:rFonts w:ascii="Times New Roman" w:hAnsi="Times New Roman" w:eastAsia="Times New Roman"/>
+          <w:b w:val="0"/>
+          <w:i w:val="0"/>
+          <w:color w:val="000000"/>
+          <w:sz w:val="19"/>
+        </w:rPr>
+        <w:t xml:space="preserve">[21] </w:t>
+      </w:r>
+      <w:r>
+        <w:rPr>
+          <w:rFonts w:ascii="Times New Roman" w:hAnsi="Times New Roman" w:eastAsia="Times New Roman"/>
+          <w:b w:val="0"/>
+          <w:i w:val="0"/>
+          <w:color w:val="000000"/>
+          <w:sz w:val="19"/>
+        </w:rPr>
+        <w:t>, 2026.</w:t>
       </w:r>
     </w:p>
     <w:p>
@@ -1120,33 +1147,6 @@
           <w:color w:val="000000"/>
           <w:sz w:val="19"/>
         </w:rPr>
-        <w:t>, 2026.</w:t>
-      </w:r>
-    </w:p>
-    <w:p>
-      <w:pPr>
-        <w:keepLines/>
-        <w:spacing w:before="0" w:after="160"/>
-        <w:ind w:left="446" w:hanging="446"/>
-      </w:pPr>
-      <w:r>
-        <w:rPr>
-          <w:rFonts w:ascii="Times New Roman" w:hAnsi="Times New Roman" w:eastAsia="Times New Roman"/>
-          <w:b w:val="0"/>
-          <w:i w:val="0"/>
-          <w:color w:val="000000"/>
-          <w:sz w:val="19"/>
-        </w:rPr>
-        <w:t xml:space="preserve">[18] </w:t>
-      </w:r>
-      <w:r>
-        <w:rPr>
-          <w:rFonts w:ascii="Times New Roman" w:hAnsi="Times New Roman" w:eastAsia="Times New Roman"/>
-          <w:b w:val="0"/>
-          <w:i w:val="0"/>
-          <w:color w:val="000000"/>
-          <w:sz w:val="19"/>
-        </w:rPr>
         <w:t xml:space="preserve">Xavier, P., Willett, M., Graham, T., Earnshaw, P., Copsey, D., Narayan, N., Marzin, C., Sellar, A., Ackerley, D., Blaker, A., Blockley, E., Bodas-Salcedo, A., Bushell, A., </w:t>
       </w:r>
       <w:r>
@@ -1184,7 +1184,7 @@
           <w:color w:val="000000"/>
           <w:sz w:val="19"/>
         </w:rPr>
-        <w:t xml:space="preserve">[17] </w:t>
+        <w:t xml:space="preserve">[18] </w:t>
       </w:r>
       <w:r>
         <w:rPr>
@@ -1221,7 +1221,7 @@
           <w:color w:val="000000"/>
           <w:sz w:val="19"/>
         </w:rPr>
-        <w:t xml:space="preserve">[16] </w:t>
+        <w:t xml:space="preserve">[17] </w:t>
       </w:r>
       <w:r>
         <w:rPr>
@@ -1242,6 +1242,33 @@
           <w:sz w:val="19"/>
         </w:rPr>
         <w:t>, Stanczak, J., &amp; Stan, C. (2026). The Role of Atmosphere–Ocean Coupling on the Prediction of Madden–Julian Oscillation. Journal of Climate, 39(13), 3669-3684.</w:t>
+      </w:r>
+    </w:p>
+    <w:p>
+      <w:pPr>
+        <w:keepLines/>
+        <w:spacing w:before="0" w:after="160"/>
+        <w:ind w:left="446" w:hanging="446"/>
+      </w:pPr>
+      <w:r>
+        <w:rPr>
+          <w:rFonts w:ascii="Times New Roman" w:hAnsi="Times New Roman" w:eastAsia="Times New Roman"/>
+          <w:b w:val="0"/>
+          <w:i w:val="0"/>
+          <w:color w:val="000000"/>
+          <w:sz w:val="19"/>
+        </w:rPr>
+        <w:t xml:space="preserve">[16] </w:t>
+      </w:r>
+      <w:r>
+        <w:rPr>
+          <w:rFonts w:ascii="Times New Roman" w:hAnsi="Times New Roman" w:eastAsia="Times New Roman"/>
+          <w:b w:val="0"/>
+          <w:i w:val="0"/>
+          <w:color w:val="000000"/>
+          <w:sz w:val="19"/>
+        </w:rPr>
+        <w:t>, 2026.</w:t>
       </w:r>
     </w:p>
     <w:p>

--- a/files/Nakbin_Choi_CV.docx
+++ b/files/Nakbin_Choi_CV.docx
@@ -1046,7 +1046,17 @@
           <w:color w:val="000000"/>
           <w:sz w:val="19"/>
         </w:rPr>
-        <w:t xml:space="preserve">[22] </w:t>
+        <w:t xml:space="preserve">[23] </w:t>
+      </w:r>
+      <w:r>
+        <w:rPr>
+          <w:rFonts w:ascii="Times New Roman" w:hAnsi="Times New Roman" w:eastAsia="Times New Roman"/>
+          <w:b w:val="0"/>
+          <w:i w:val="0"/>
+          <w:color w:val="000000"/>
+          <w:sz w:val="19"/>
+        </w:rPr>
+        <w:t xml:space="preserve">Lee, J., Lee, M-I., Kim, J., Bak, G., </w:t>
       </w:r>
       <w:r>
         <w:rPr>
@@ -1066,7 +1076,34 @@
           <w:color w:val="000000"/>
           <w:sz w:val="19"/>
         </w:rPr>
-        <w:t>, Quan, X-W., and Stan, C.: Drivers of the Asymmetric ITCZ Bias in Climate Models, Scientific Reports (in Review), 2026.</w:t>
+        <w:t>, Lee, J., Boo, K-O., Hyun, Y-K., and Shin, B., Atlantic SST as a key source of subseasonal predictability in the April 2020 Siberian heatwave. npj Natural Hazards. (Accepted).</w:t>
+      </w:r>
+    </w:p>
+    <w:p>
+      <w:pPr>
+        <w:keepLines/>
+        <w:spacing w:before="0" w:after="160"/>
+        <w:ind w:left="446" w:hanging="446"/>
+      </w:pPr>
+      <w:r>
+        <w:rPr>
+          <w:rFonts w:ascii="Times New Roman" w:hAnsi="Times New Roman" w:eastAsia="Times New Roman"/>
+          <w:b w:val="0"/>
+          <w:i w:val="0"/>
+          <w:color w:val="000000"/>
+          <w:sz w:val="19"/>
+        </w:rPr>
+        <w:t xml:space="preserve">[22] </w:t>
+      </w:r>
+      <w:r>
+        <w:rPr>
+          <w:rFonts w:ascii="Times New Roman" w:hAnsi="Times New Roman" w:eastAsia="Times New Roman"/>
+          <w:b w:val="0"/>
+          <w:i w:val="0"/>
+          <w:color w:val="000000"/>
+          <w:sz w:val="19"/>
+        </w:rPr>
+        <w:t>, 2026.</w:t>
       </w:r>
     </w:p>
     <w:p>
@@ -1120,7 +1157,27 @@
           <w:color w:val="000000"/>
           <w:sz w:val="19"/>
         </w:rPr>
-        <w:t>, 2026.</w:t>
+        <w:t xml:space="preserve">Xavier, P., Willett, M., Graham, T., Earnshaw, P., Copsey, D., Narayan, N., Marzin, C., Sellar, A., Ackerley, D., Blaker, A., Blockley, E., Bodas-Salcedo, A., Bushell, A., </w:t>
+      </w:r>
+      <w:r>
+        <w:rPr>
+          <w:rFonts w:ascii="Times New Roman" w:hAnsi="Times New Roman" w:eastAsia="Times New Roman"/>
+          <w:b/>
+          <w:i w:val="0"/>
+          <w:color w:val="000000"/>
+          <w:sz w:val="19"/>
+        </w:rPr>
+        <w:t>Choi, N.</w:t>
+      </w:r>
+      <w:r>
+        <w:rPr>
+          <w:rFonts w:ascii="Times New Roman" w:hAnsi="Times New Roman" w:eastAsia="Times New Roman"/>
+          <w:b w:val="0"/>
+          <w:i w:val="0"/>
+          <w:color w:val="000000"/>
+          <w:sz w:val="19"/>
+        </w:rPr>
+        <w:t>, Chua, X. R., Guiavarc'h, C., Hassim, M., Heming, J., Hudson, D., Ineson, S., Jones, A., Jones, C., Keane, R., Kim, K., Kim, J., Kuhlbrodt, T., Lee, M.-I., Levine, R., Li, C., Martin, G., Megann, A., Mccabe, A., Moise, A., Regayre, L., Ridley, J., Roberts, L., Sahany, S., Schiemann, R. K. H., Storkey, D., Tennant, W., Tomassini, L., Tsushima, Y., Weedon, G. P., West, A., Wheeler, M. C., Williams, K., Zhou, X., and Zhu, H.: Assessment of the Met Office Global Coupled model version 5 (GC5) configurations, Geoscientific Model Development Discussion (in Review), 2026.</w:t>
       </w:r>
     </w:p>
     <w:p>
@@ -1142,16 +1199,6 @@
       <w:r>
         <w:rPr>
           <w:rFonts w:ascii="Times New Roman" w:hAnsi="Times New Roman" w:eastAsia="Times New Roman"/>
-          <w:b w:val="0"/>
-          <w:i w:val="0"/>
-          <w:color w:val="000000"/>
-          <w:sz w:val="19"/>
-        </w:rPr>
-        <w:t xml:space="preserve">Xavier, P., Willett, M., Graham, T., Earnshaw, P., Copsey, D., Narayan, N., Marzin, C., Sellar, A., Ackerley, D., Blaker, A., Blockley, E., Bodas-Salcedo, A., Bushell, A., </w:t>
-      </w:r>
-      <w:r>
-        <w:rPr>
-          <w:rFonts w:ascii="Times New Roman" w:hAnsi="Times New Roman" w:eastAsia="Times New Roman"/>
           <w:b/>
           <w:i w:val="0"/>
           <w:color w:val="000000"/>
@@ -1167,7 +1214,7 @@
           <w:color w:val="000000"/>
           <w:sz w:val="19"/>
         </w:rPr>
-        <w:t>, Chua, X. R., Guiavarc'h, C., Hassim, M., Heming, J., Hudson, D., Ineson, S., Jones, A., Jones, C., Keane, R., Kim, K., Kim, J., Kuhlbrodt, T., Lee, M.-I., Levine, R., Li, C., Martin, G., Megann, A., Mccabe, A., Moise, A., Regayre, L., Ridley, J., Roberts, L., Sahany, S., Schiemann, R. K. H., Storkey, D., Tennant, W., Tomassini, L., Tsushima, Y., Weedon, G. P., West, A., Wheeler, M. C., Williams, K., Zhou, X., and Zhu, H.: Assessment of the Met Office Global Coupled model version 5 (GC5) configurations, Geoscientific Model Development Discussion (in Review), 2026.</w:t>
+        <w:t>, Quan, X-W., and Stan, C.: Drivers of the Asymmetric ITCZ Bias in Climate Models, Scientific Reports (in Review), 2026.</w:t>
       </w:r>
     </w:p>
     <w:p>

--- a/files/Nakbin_Choi_CV.docx
+++ b/files/Nakbin_Choi_CV.docx
@@ -1130,7 +1130,7 @@
           <w:color w:val="000000"/>
           <w:sz w:val="19"/>
         </w:rPr>
-        <w:t>, 2026.</w:t>
+        <w:t>Sohn et al., K-R2O in Action: Enhancing Operational Reliability through the Independent Testbed for National Climate Prediction System. Bulletin of the American Meteorological Society. In Review.</w:t>
       </w:r>
     </w:p>
     <w:p>
@@ -1177,7 +1177,7 @@
           <w:color w:val="000000"/>
           <w:sz w:val="19"/>
         </w:rPr>
-        <w:t>, Chua, X. R., Guiavarc'h, C., Hassim, M., Heming, J., Hudson, D., Ineson, S., Jones, A., Jones, C., Keane, R., Kim, K., Kim, J., Kuhlbrodt, T., Lee, M.-I., Levine, R., Li, C., Martin, G., Megann, A., Mccabe, A., Moise, A., Regayre, L., Ridley, J., Roberts, L., Sahany, S., Schiemann, R. K. H., Storkey, D., Tennant, W., Tomassini, L., Tsushima, Y., Weedon, G. P., West, A., Wheeler, M. C., Williams, K., Zhou, X., and Zhu, H.: Assessment of the Met Office Global Coupled model version 5 (GC5) configurations, Geoscientific Model Development Discussion (in Review), 2026.</w:t>
+        <w:t>, Chua, X. R., Guiavarc'h, C., Hassim, M., Heming, J., Hudson, D., Ineson, S., Jones, A., Jones, C., Keane, R., Kim, K., Kim, J., Kuhlbrodt, T., Lee, M.-I., Levine, R., Li, C., Martin, G., Megann, A., Mccabe, A., Moise, A., Regayre, L., Ridley, J., Roberts, L., Sahany, S., Schiemann, R. K. H., Storkey, D., Tennant, W., Tomassini, L., Tsushima, Y., Weedon, G. P., West, A., Wheeler, M. C., Williams, K., Zhou, X., and Zhu, H.: Assessment of the Met Office Global Coupled model version 5 (GC5) configurations, Geoscientific Model Development Discussion. In Review.</w:t>
       </w:r>
     </w:p>
     <w:p>
@@ -1315,7 +1315,7 @@
           <w:color w:val="000000"/>
           <w:sz w:val="19"/>
         </w:rPr>
-        <w:t>, 2026.</w:t>
+        <w:t>Lee et al., Understanding the physical mechanism of recording-breaking 2025 East Asian heatwave. Environmental Research Letters. In Review.</w:t>
       </w:r>
     </w:p>
     <w:p>
@@ -1389,7 +1389,7 @@
           <w:color w:val="000000"/>
           <w:sz w:val="19"/>
         </w:rPr>
-        <w:t>, 2026.</w:t>
+        <w:t>Lee et al. Extratropical Rossby Waves Amplify Central Siberian Fire Risk Through Subseasonal Teleconnections, Agricultural and Forest Meteorology. In Review.</w:t>
       </w:r>
     </w:p>
     <w:p>

--- a/files/Nakbin_Choi_CV.docx
+++ b/files/Nakbin_Choi_CV.docx
@@ -1103,7 +1103,7 @@
           <w:color w:val="000000"/>
           <w:sz w:val="19"/>
         </w:rPr>
-        <w:t>, 2026.</w:t>
+        <w:t>Tak et al., Incremental Contribution of Soil Moisture Data Assimilation to Sub-seasonal Prediction of the 2022 Central Eastern China Heatwave. Weather and Climate Extremes. In Review.</w:t>
       </w:r>
     </w:p>
     <w:p>

--- a/files/Nakbin_Choi_CV.docx
+++ b/files/Nakbin_Choi_CV.docx
@@ -1214,7 +1214,7 @@
           <w:color w:val="000000"/>
           <w:sz w:val="19"/>
         </w:rPr>
-        <w:t>, Quan, X-W., and Stan, C.: Drivers of the Asymmetric ITCZ Bias in Climate Models, Scientific Reports (in Review), 2026.</w:t>
+        <w:t>, Quan, X-W., and Stan, C.: Drivers of the Asymmetric ITCZ Bias in Climate Models, Scientific Reports. In Review.</w:t>
       </w:r>
     </w:p>
     <w:p>
@@ -1436,7 +1436,7 @@
           <w:color w:val="000000"/>
           <w:sz w:val="19"/>
         </w:rPr>
-        <w:t>, &amp; Tak, S. (2025). Distinct Features of the Summer Arctic Oscillation. Journal of Climate.</w:t>
+        <w:t>, &amp; Tak, S. (2025). Distinct Features of the Summer Arctic Oscillation. Journal of Climate, 38(21), 5983-5996.</w:t>
       </w:r>
     </w:p>
     <w:p>

--- a/files/Nakbin_Choi_CV.docx
+++ b/files/Nakbin_Choi_CV.docx
@@ -1157,7 +1157,7 @@
           <w:color w:val="000000"/>
           <w:sz w:val="19"/>
         </w:rPr>
-        <w:t xml:space="preserve">Xavier, P., Willett, M., Graham, T., Earnshaw, P., Copsey, D., Narayan, N., Marzin, C., Sellar, A., Ackerley, D., Blaker, A., Blockley, E., Bodas-Salcedo, A., Bushell, A., </w:t>
+        <w:t xml:space="preserve">Xavier, P., Willett, M., ..., </w:t>
       </w:r>
       <w:r>
         <w:rPr>
@@ -1177,7 +1177,7 @@
           <w:color w:val="000000"/>
           <w:sz w:val="19"/>
         </w:rPr>
-        <w:t>, Chua, X. R., Guiavarc'h, C., Hassim, M., Heming, J., Hudson, D., Ineson, S., Jones, A., Jones, C., Keane, R., Kim, K., Kim, J., Kuhlbrodt, T., Lee, M.-I., Levine, R., Li, C., Martin, G., Megann, A., Mccabe, A., Moise, A., Regayre, L., Ridley, J., Roberts, L., Sahany, S., Schiemann, R. K. H., Storkey, D., Tennant, W., Tomassini, L., Tsushima, Y., Weedon, G. P., West, A., Wheeler, M. C., Williams, K., Zhou, X., and Zhu, H.: Assessment of the Met Office Global Coupled model version 5 (GC5) configurations, Geoscientific Model Development Discussion. In Review.</w:t>
+        <w:t>, ..., and Zhu, H.: Assessment of the Met Office Global Coupled model version 5 (GC5) configurations, Geoscientific Model Development Discussion. In Review.</w:t>
       </w:r>
     </w:p>
     <w:p>

--- a/files/Nakbin_Choi_CV.docx
+++ b/files/Nakbin_Choi_CV.docx
@@ -1046,7 +1046,7 @@
           <w:color w:val="000000"/>
           <w:sz w:val="19"/>
         </w:rPr>
-        <w:t xml:space="preserve">[23] </w:t>
+        <w:t xml:space="preserve">[16] </w:t>
       </w:r>
       <w:r>
         <w:rPr>
@@ -1093,145 +1093,7 @@
           <w:color w:val="000000"/>
           <w:sz w:val="19"/>
         </w:rPr>
-        <w:t xml:space="preserve">[22] </w:t>
-      </w:r>
-      <w:r>
-        <w:rPr>
-          <w:rFonts w:ascii="Times New Roman" w:hAnsi="Times New Roman" w:eastAsia="Times New Roman"/>
-          <w:b w:val="0"/>
-          <w:i w:val="0"/>
-          <w:color w:val="000000"/>
-          <w:sz w:val="19"/>
-        </w:rPr>
-        <w:t>Tak et al., Incremental Contribution of Soil Moisture Data Assimilation to Sub-seasonal Prediction of the 2022 Central Eastern China Heatwave. Weather and Climate Extremes. In Review.</w:t>
-      </w:r>
-    </w:p>
-    <w:p>
-      <w:pPr>
-        <w:keepLines/>
-        <w:spacing w:before="0" w:after="160"/>
-        <w:ind w:left="446" w:hanging="446"/>
-      </w:pPr>
-      <w:r>
-        <w:rPr>
-          <w:rFonts w:ascii="Times New Roman" w:hAnsi="Times New Roman" w:eastAsia="Times New Roman"/>
-          <w:b w:val="0"/>
-          <w:i w:val="0"/>
-          <w:color w:val="000000"/>
-          <w:sz w:val="19"/>
-        </w:rPr>
-        <w:t xml:space="preserve">[21] </w:t>
-      </w:r>
-      <w:r>
-        <w:rPr>
-          <w:rFonts w:ascii="Times New Roman" w:hAnsi="Times New Roman" w:eastAsia="Times New Roman"/>
-          <w:b w:val="0"/>
-          <w:i w:val="0"/>
-          <w:color w:val="000000"/>
-          <w:sz w:val="19"/>
-        </w:rPr>
-        <w:t>Sohn et al., K-R2O in Action: Enhancing Operational Reliability through the Independent Testbed for National Climate Prediction System. Bulletin of the American Meteorological Society. In Review.</w:t>
-      </w:r>
-    </w:p>
-    <w:p>
-      <w:pPr>
-        <w:keepLines/>
-        <w:spacing w:before="0" w:after="160"/>
-        <w:ind w:left="446" w:hanging="446"/>
-      </w:pPr>
-      <w:r>
-        <w:rPr>
-          <w:rFonts w:ascii="Times New Roman" w:hAnsi="Times New Roman" w:eastAsia="Times New Roman"/>
-          <w:b w:val="0"/>
-          <w:i w:val="0"/>
-          <w:color w:val="000000"/>
-          <w:sz w:val="19"/>
-        </w:rPr>
-        <w:t xml:space="preserve">[20] </w:t>
-      </w:r>
-      <w:r>
-        <w:rPr>
-          <w:rFonts w:ascii="Times New Roman" w:hAnsi="Times New Roman" w:eastAsia="Times New Roman"/>
-          <w:b w:val="0"/>
-          <w:i w:val="0"/>
-          <w:color w:val="000000"/>
-          <w:sz w:val="19"/>
-        </w:rPr>
-        <w:t xml:space="preserve">Xavier, P., Willett, M., ..., </w:t>
-      </w:r>
-      <w:r>
-        <w:rPr>
-          <w:rFonts w:ascii="Times New Roman" w:hAnsi="Times New Roman" w:eastAsia="Times New Roman"/>
-          <w:b/>
-          <w:i w:val="0"/>
-          <w:color w:val="000000"/>
-          <w:sz w:val="19"/>
-        </w:rPr>
-        <w:t>Choi, N.</w:t>
-      </w:r>
-      <w:r>
-        <w:rPr>
-          <w:rFonts w:ascii="Times New Roman" w:hAnsi="Times New Roman" w:eastAsia="Times New Roman"/>
-          <w:b w:val="0"/>
-          <w:i w:val="0"/>
-          <w:color w:val="000000"/>
-          <w:sz w:val="19"/>
-        </w:rPr>
-        <w:t>, ..., and Zhu, H.: Assessment of the Met Office Global Coupled model version 5 (GC5) configurations, Geoscientific Model Development Discussion. In Review.</w:t>
-      </w:r>
-    </w:p>
-    <w:p>
-      <w:pPr>
-        <w:keepLines/>
-        <w:spacing w:before="0" w:after="160"/>
-        <w:ind w:left="446" w:hanging="446"/>
-      </w:pPr>
-      <w:r>
-        <w:rPr>
-          <w:rFonts w:ascii="Times New Roman" w:hAnsi="Times New Roman" w:eastAsia="Times New Roman"/>
-          <w:b w:val="0"/>
-          <w:i w:val="0"/>
-          <w:color w:val="000000"/>
-          <w:sz w:val="19"/>
-        </w:rPr>
-        <w:t xml:space="preserve">[19] </w:t>
-      </w:r>
-      <w:r>
-        <w:rPr>
-          <w:rFonts w:ascii="Times New Roman" w:hAnsi="Times New Roman" w:eastAsia="Times New Roman"/>
-          <w:b/>
-          <w:i w:val="0"/>
-          <w:color w:val="000000"/>
-          <w:sz w:val="19"/>
-        </w:rPr>
-        <w:t>Choi, N.</w:t>
-      </w:r>
-      <w:r>
-        <w:rPr>
-          <w:rFonts w:ascii="Times New Roman" w:hAnsi="Times New Roman" w:eastAsia="Times New Roman"/>
-          <w:b w:val="0"/>
-          <w:i w:val="0"/>
-          <w:color w:val="000000"/>
-          <w:sz w:val="19"/>
-        </w:rPr>
-        <w:t>, Quan, X-W., and Stan, C.: Drivers of the Asymmetric ITCZ Bias in Climate Models, Scientific Reports. In Review.</w:t>
-      </w:r>
-    </w:p>
-    <w:p>
-      <w:pPr>
-        <w:keepLines/>
-        <w:spacing w:before="0" w:after="160"/>
-        <w:ind w:left="446" w:hanging="446"/>
-      </w:pPr>
-      <w:r>
-        <w:rPr>
-          <w:rFonts w:ascii="Times New Roman" w:hAnsi="Times New Roman" w:eastAsia="Times New Roman"/>
-          <w:b w:val="0"/>
-          <w:i w:val="0"/>
-          <w:color w:val="000000"/>
-          <w:sz w:val="19"/>
-        </w:rPr>
-        <w:t xml:space="preserve">[18] </w:t>
+        <w:t xml:space="preserve">[15] </w:t>
       </w:r>
       <w:r>
         <w:rPr>
@@ -1268,7 +1130,7 @@
           <w:color w:val="000000"/>
           <w:sz w:val="19"/>
         </w:rPr>
-        <w:t xml:space="preserve">[17] </w:t>
+        <w:t xml:space="preserve">[14] </w:t>
       </w:r>
       <w:r>
         <w:rPr>
@@ -1305,34 +1167,7 @@
           <w:color w:val="000000"/>
           <w:sz w:val="19"/>
         </w:rPr>
-        <w:t xml:space="preserve">[16] </w:t>
-      </w:r>
-      <w:r>
-        <w:rPr>
-          <w:rFonts w:ascii="Times New Roman" w:hAnsi="Times New Roman" w:eastAsia="Times New Roman"/>
-          <w:b w:val="0"/>
-          <w:i w:val="0"/>
-          <w:color w:val="000000"/>
-          <w:sz w:val="19"/>
-        </w:rPr>
-        <w:t>Lee et al., Understanding the physical mechanism of recording-breaking 2025 East Asian heatwave. Environmental Research Letters. In Review.</w:t>
-      </w:r>
-    </w:p>
-    <w:p>
-      <w:pPr>
-        <w:keepLines/>
-        <w:spacing w:before="0" w:after="160"/>
-        <w:ind w:left="446" w:hanging="446"/>
-      </w:pPr>
-      <w:r>
-        <w:rPr>
-          <w:rFonts w:ascii="Times New Roman" w:hAnsi="Times New Roman" w:eastAsia="Times New Roman"/>
-          <w:b w:val="0"/>
-          <w:i w:val="0"/>
-          <w:color w:val="000000"/>
-          <w:sz w:val="19"/>
-        </w:rPr>
-        <w:t xml:space="preserve">[15] </w:t>
+        <w:t xml:space="preserve">[13] </w:t>
       </w:r>
       <w:r>
         <w:rPr>
@@ -1379,34 +1214,7 @@
           <w:color w:val="000000"/>
           <w:sz w:val="19"/>
         </w:rPr>
-        <w:t xml:space="preserve">[14] </w:t>
-      </w:r>
-      <w:r>
-        <w:rPr>
-          <w:rFonts w:ascii="Times New Roman" w:hAnsi="Times New Roman" w:eastAsia="Times New Roman"/>
-          <w:b w:val="0"/>
-          <w:i w:val="0"/>
-          <w:color w:val="000000"/>
-          <w:sz w:val="19"/>
-        </w:rPr>
-        <w:t>Lee et al. Extratropical Rossby Waves Amplify Central Siberian Fire Risk Through Subseasonal Teleconnections, Agricultural and Forest Meteorology. In Review.</w:t>
-      </w:r>
-    </w:p>
-    <w:p>
-      <w:pPr>
-        <w:keepLines/>
-        <w:spacing w:before="0" w:after="160"/>
-        <w:ind w:left="446" w:hanging="446"/>
-      </w:pPr>
-      <w:r>
-        <w:rPr>
-          <w:rFonts w:ascii="Times New Roman" w:hAnsi="Times New Roman" w:eastAsia="Times New Roman"/>
-          <w:b w:val="0"/>
-          <w:i w:val="0"/>
-          <w:color w:val="000000"/>
-          <w:sz w:val="19"/>
-        </w:rPr>
-        <w:t xml:space="preserve">[13] </w:t>
+        <w:t xml:space="preserve">[12] </w:t>
       </w:r>
       <w:r>
         <w:rPr>
@@ -1453,7 +1261,7 @@
           <w:color w:val="000000"/>
           <w:sz w:val="19"/>
         </w:rPr>
-        <w:t xml:space="preserve">[12] </w:t>
+        <w:t xml:space="preserve">[11] </w:t>
       </w:r>
       <w:r>
         <w:rPr>
@@ -1490,7 +1298,7 @@
           <w:color w:val="000000"/>
           <w:sz w:val="19"/>
         </w:rPr>
-        <w:t xml:space="preserve">[11] </w:t>
+        <w:t xml:space="preserve">[10] </w:t>
       </w:r>
       <w:r>
         <w:rPr>
@@ -1527,7 +1335,7 @@
           <w:color w:val="000000"/>
           <w:sz w:val="19"/>
         </w:rPr>
-        <w:t xml:space="preserve">[10] </w:t>
+        <w:t xml:space="preserve">[9] </w:t>
       </w:r>
       <w:r>
         <w:rPr>
@@ -1564,7 +1372,7 @@
           <w:color w:val="000000"/>
           <w:sz w:val="19"/>
         </w:rPr>
-        <w:t xml:space="preserve">[9] </w:t>
+        <w:t xml:space="preserve">[8] </w:t>
       </w:r>
       <w:r>
         <w:rPr>
@@ -1611,7 +1419,7 @@
           <w:color w:val="000000"/>
           <w:sz w:val="19"/>
         </w:rPr>
-        <w:t xml:space="preserve">[8] </w:t>
+        <w:t xml:space="preserve">[7] </w:t>
       </w:r>
       <w:r>
         <w:rPr>
@@ -1658,7 +1466,7 @@
           <w:color w:val="000000"/>
           <w:sz w:val="19"/>
         </w:rPr>
-        <w:t xml:space="preserve">[7] </w:t>
+        <w:t xml:space="preserve">[6] </w:t>
       </w:r>
       <w:r>
         <w:rPr>
@@ -1695,7 +1503,7 @@
           <w:color w:val="000000"/>
           <w:sz w:val="19"/>
         </w:rPr>
-        <w:t xml:space="preserve">[6] </w:t>
+        <w:t xml:space="preserve">[5] </w:t>
       </w:r>
       <w:r>
         <w:rPr>
@@ -1726,53 +1534,6 @@
           <w:sz w:val="19"/>
         </w:rPr>
         <w:t xml:space="preserve"> (2023). Rapidly changing East Asian marine heatwaves under a warming climate. Journal of Geophysical Research: Oceans, 128(6), e2023JC019761.</w:t>
-      </w:r>
-    </w:p>
-    <w:p>
-      <w:pPr>
-        <w:keepLines/>
-        <w:spacing w:before="0" w:after="160"/>
-        <w:ind w:left="446" w:hanging="446"/>
-      </w:pPr>
-      <w:r>
-        <w:rPr>
-          <w:rFonts w:ascii="Times New Roman" w:hAnsi="Times New Roman" w:eastAsia="Times New Roman"/>
-          <w:b w:val="0"/>
-          <w:i w:val="0"/>
-          <w:color w:val="000000"/>
-          <w:sz w:val="19"/>
-        </w:rPr>
-        <w:t xml:space="preserve">[5] </w:t>
-      </w:r>
-      <w:r>
-        <w:rPr>
-          <w:rFonts w:ascii="Times New Roman" w:hAnsi="Times New Roman" w:eastAsia="Times New Roman"/>
-          <w:b w:val="0"/>
-          <w:i w:val="0"/>
-          <w:color w:val="000000"/>
-          <w:sz w:val="19"/>
-        </w:rPr>
-        <w:t xml:space="preserve">Xavier, P., Willett, M., Graham, T., Earnshaw, P., Copsey, D., Narayan, N., Marzin, C., Zhu, H., Sellar, A., Ackerley, D., Blockley, E., Bodas-Salcedo, A., Bushell, A., </w:t>
-      </w:r>
-      <w:r>
-        <w:rPr>
-          <w:rFonts w:ascii="Times New Roman" w:hAnsi="Times New Roman" w:eastAsia="Times New Roman"/>
-          <w:b/>
-          <w:i w:val="0"/>
-          <w:color w:val="000000"/>
-          <w:sz w:val="19"/>
-        </w:rPr>
-        <w:t>Choi, N.</w:t>
-      </w:r>
-      <w:r>
-        <w:rPr>
-          <w:rFonts w:ascii="Times New Roman" w:hAnsi="Times New Roman" w:eastAsia="Times New Roman"/>
-          <w:b w:val="0"/>
-          <w:i w:val="0"/>
-          <w:color w:val="000000"/>
-          <w:sz w:val="19"/>
-        </w:rPr>
-        <w:t>, Chua, X. R., Guiavarc’h, C., Hassim, M., Heming, J., Hudson, D., Ineson, S. et al, (2023) Assessment of the Met Office Global Coupled model version 5 (GC5)configurations. Report. Met Office, Exeter. pp41.</w:t>
       </w:r>
     </w:p>
     <w:p>
@@ -1931,6 +1692,207 @@
           <w:sz w:val="19"/>
         </w:rPr>
         <w:t>, &amp; Lee, M. I. (2019). Spatial variability and long-term trend in the occurrence frequency of heatwave and tropical night in Korea. Asia-Pacific Journal of Atmospheric Sciences, 55, 101-114.</w:t>
+      </w:r>
+    </w:p>
+    <w:p>
+      <w:pPr>
+        <w:keepNext/>
+        <w:spacing w:before="40" w:after="160"/>
+        <w:pBdr>
+          <w:bottom w:val="single" w:sz="6" w:space="1" w:color="000000"/>
+        </w:pBdr>
+      </w:pPr>
+    </w:p>
+    <w:p>
+      <w:pPr>
+        <w:keepLines/>
+        <w:spacing w:before="0" w:after="160"/>
+        <w:ind w:left="446" w:hanging="446"/>
+      </w:pPr>
+      <w:r>
+        <w:rPr>
+          <w:rFonts w:ascii="Times New Roman" w:hAnsi="Times New Roman" w:eastAsia="Times New Roman"/>
+          <w:b w:val="0"/>
+          <w:i w:val="0"/>
+          <w:color w:val="000000"/>
+          <w:sz w:val="19"/>
+        </w:rPr>
+        <w:t xml:space="preserve">[6] </w:t>
+      </w:r>
+      <w:r>
+        <w:rPr>
+          <w:rFonts w:ascii="Times New Roman" w:hAnsi="Times New Roman" w:eastAsia="Times New Roman"/>
+          <w:b w:val="0"/>
+          <w:i w:val="0"/>
+          <w:color w:val="000000"/>
+          <w:sz w:val="19"/>
+        </w:rPr>
+        <w:t>Tak et al., Incremental Contribution of Soil Moisture Data Assimilation to Sub-seasonal Prediction of the 2022 Central Eastern China Heatwave. Weather and Climate Extremes. In Review.</w:t>
+      </w:r>
+    </w:p>
+    <w:p>
+      <w:pPr>
+        <w:keepLines/>
+        <w:spacing w:before="0" w:after="160"/>
+        <w:ind w:left="446" w:hanging="446"/>
+      </w:pPr>
+      <w:r>
+        <w:rPr>
+          <w:rFonts w:ascii="Times New Roman" w:hAnsi="Times New Roman" w:eastAsia="Times New Roman"/>
+          <w:b w:val="0"/>
+          <w:i w:val="0"/>
+          <w:color w:val="000000"/>
+          <w:sz w:val="19"/>
+        </w:rPr>
+        <w:t xml:space="preserve">[5] </w:t>
+      </w:r>
+      <w:r>
+        <w:rPr>
+          <w:rFonts w:ascii="Times New Roman" w:hAnsi="Times New Roman" w:eastAsia="Times New Roman"/>
+          <w:b w:val="0"/>
+          <w:i w:val="0"/>
+          <w:color w:val="000000"/>
+          <w:sz w:val="19"/>
+        </w:rPr>
+        <w:t>Sohn et al., K-R2O in Action: Enhancing Operational Reliability through the Independent Testbed for National Climate Prediction System. Bulletin of the American Meteorological Society. In Review.</w:t>
+      </w:r>
+    </w:p>
+    <w:p>
+      <w:pPr>
+        <w:keepLines/>
+        <w:spacing w:before="0" w:after="160"/>
+        <w:ind w:left="446" w:hanging="446"/>
+      </w:pPr>
+      <w:r>
+        <w:rPr>
+          <w:rFonts w:ascii="Times New Roman" w:hAnsi="Times New Roman" w:eastAsia="Times New Roman"/>
+          <w:b w:val="0"/>
+          <w:i w:val="0"/>
+          <w:color w:val="000000"/>
+          <w:sz w:val="19"/>
+        </w:rPr>
+        <w:t xml:space="preserve">[4] </w:t>
+      </w:r>
+      <w:r>
+        <w:rPr>
+          <w:rFonts w:ascii="Times New Roman" w:hAnsi="Times New Roman" w:eastAsia="Times New Roman"/>
+          <w:b w:val="0"/>
+          <w:i w:val="0"/>
+          <w:color w:val="000000"/>
+          <w:sz w:val="19"/>
+        </w:rPr>
+        <w:t xml:space="preserve">Xavier, P., Willett, M., ..., </w:t>
+      </w:r>
+      <w:r>
+        <w:rPr>
+          <w:rFonts w:ascii="Times New Roman" w:hAnsi="Times New Roman" w:eastAsia="Times New Roman"/>
+          <w:b/>
+          <w:i w:val="0"/>
+          <w:color w:val="000000"/>
+          <w:sz w:val="19"/>
+        </w:rPr>
+        <w:t>Choi, N.</w:t>
+      </w:r>
+      <w:r>
+        <w:rPr>
+          <w:rFonts w:ascii="Times New Roman" w:hAnsi="Times New Roman" w:eastAsia="Times New Roman"/>
+          <w:b w:val="0"/>
+          <w:i w:val="0"/>
+          <w:color w:val="000000"/>
+          <w:sz w:val="19"/>
+        </w:rPr>
+        <w:t>, ..., and Zhu, H.: Assessment of the Met Office Global Coupled model version 5 (GC5) configurations, Geoscientific Model Development Discussion. In Review.</w:t>
+      </w:r>
+    </w:p>
+    <w:p>
+      <w:pPr>
+        <w:keepLines/>
+        <w:spacing w:before="0" w:after="160"/>
+        <w:ind w:left="446" w:hanging="446"/>
+      </w:pPr>
+      <w:r>
+        <w:rPr>
+          <w:rFonts w:ascii="Times New Roman" w:hAnsi="Times New Roman" w:eastAsia="Times New Roman"/>
+          <w:b w:val="0"/>
+          <w:i w:val="0"/>
+          <w:color w:val="000000"/>
+          <w:sz w:val="19"/>
+        </w:rPr>
+        <w:t xml:space="preserve">[3] </w:t>
+      </w:r>
+      <w:r>
+        <w:rPr>
+          <w:rFonts w:ascii="Times New Roman" w:hAnsi="Times New Roman" w:eastAsia="Times New Roman"/>
+          <w:b/>
+          <w:i w:val="0"/>
+          <w:color w:val="000000"/>
+          <w:sz w:val="19"/>
+        </w:rPr>
+        <w:t>Choi, N.</w:t>
+      </w:r>
+      <w:r>
+        <w:rPr>
+          <w:rFonts w:ascii="Times New Roman" w:hAnsi="Times New Roman" w:eastAsia="Times New Roman"/>
+          <w:b w:val="0"/>
+          <w:i w:val="0"/>
+          <w:color w:val="000000"/>
+          <w:sz w:val="19"/>
+        </w:rPr>
+        <w:t>, Quan, X-W., and Stan, C.: Drivers of the Asymmetric ITCZ Bias in Climate Models, Scientific Reports. In Review.</w:t>
+      </w:r>
+    </w:p>
+    <w:p>
+      <w:pPr>
+        <w:keepLines/>
+        <w:spacing w:before="0" w:after="160"/>
+        <w:ind w:left="446" w:hanging="446"/>
+      </w:pPr>
+      <w:r>
+        <w:rPr>
+          <w:rFonts w:ascii="Times New Roman" w:hAnsi="Times New Roman" w:eastAsia="Times New Roman"/>
+          <w:b w:val="0"/>
+          <w:i w:val="0"/>
+          <w:color w:val="000000"/>
+          <w:sz w:val="19"/>
+        </w:rPr>
+        <w:t xml:space="preserve">[2] </w:t>
+      </w:r>
+      <w:r>
+        <w:rPr>
+          <w:rFonts w:ascii="Times New Roman" w:hAnsi="Times New Roman" w:eastAsia="Times New Roman"/>
+          <w:b w:val="0"/>
+          <w:i w:val="0"/>
+          <w:color w:val="000000"/>
+          <w:sz w:val="19"/>
+        </w:rPr>
+        <w:t>Lee et al., Understanding the physical mechanism of recording-breaking 2025 East Asian heatwave. Environmental Research Letters. In Review.</w:t>
+      </w:r>
+    </w:p>
+    <w:p>
+      <w:pPr>
+        <w:keepLines/>
+        <w:spacing w:before="0" w:after="160"/>
+        <w:ind w:left="446" w:hanging="446"/>
+      </w:pPr>
+      <w:r>
+        <w:rPr>
+          <w:rFonts w:ascii="Times New Roman" w:hAnsi="Times New Roman" w:eastAsia="Times New Roman"/>
+          <w:b w:val="0"/>
+          <w:i w:val="0"/>
+          <w:color w:val="000000"/>
+          <w:sz w:val="19"/>
+        </w:rPr>
+        <w:t xml:space="preserve">[1] </w:t>
+      </w:r>
+      <w:r>
+        <w:rPr>
+          <w:rFonts w:ascii="Times New Roman" w:hAnsi="Times New Roman" w:eastAsia="Times New Roman"/>
+          <w:b w:val="0"/>
+          <w:i w:val="0"/>
+          <w:color w:val="000000"/>
+          <w:sz w:val="19"/>
+        </w:rPr>
+        <w:t>Lee et al. Extratropical Rossby Waves Amplify Central Siberian Fire Risk Through Subseasonal Teleconnections, Agricultural and Forest Meteorology. In Review.</w:t>
       </w:r>
     </w:p>
     <w:sectPr>

--- a/files/Nakbin_Choi_CV.docx
+++ b/files/Nakbin_Choi_CV.docx
@@ -235,6 +235,208 @@
         </w:tc>
       </w:tr>
     </w:tbl>
+    <w:p>
+      <w:pPr>
+        <w:keepNext/>
+        <w:spacing w:before="280" w:after="120"/>
+        <w:pBdr>
+          <w:bottom w:val="single" w:sz="6" w:space="1" w:color="000000"/>
+        </w:pBdr>
+      </w:pPr>
+      <w:r>
+        <w:rPr>
+          <w:rFonts w:ascii="Times New Roman" w:hAnsi="Times New Roman" w:eastAsia="Times New Roman"/>
+          <w:b/>
+          <w:i w:val="0"/>
+          <w:color w:val="000000"/>
+          <w:sz w:val="23"/>
+        </w:rPr>
+        <w:t>RESEARCH INTERESTS</w:t>
+      </w:r>
+    </w:p>
+    <w:p>
+      <w:pPr>
+        <w:keepNext/>
+        <w:spacing w:before="0" w:after="60"/>
+        <w:ind w:left="360" w:hanging="360"/>
+      </w:pPr>
+      <w:r>
+        <w:rPr>
+          <w:rFonts w:ascii="Times New Roman" w:hAnsi="Times New Roman" w:eastAsia="Times New Roman"/>
+          <w:b w:val="0"/>
+          <w:i w:val="0"/>
+          <w:color w:val="000000"/>
+          <w:sz w:val="19"/>
+        </w:rPr>
+        <w:t xml:space="preserve">1. </w:t>
+      </w:r>
+      <w:r>
+        <w:rPr>
+          <w:rFonts w:ascii="Times New Roman" w:hAnsi="Times New Roman" w:eastAsia="Times New Roman"/>
+          <w:b/>
+          <w:i w:val="0"/>
+          <w:color w:val="000000"/>
+          <w:sz w:val="19"/>
+        </w:rPr>
+        <w:t>Subseasonal-to-Seasonal Prediction and Predictability</w:t>
+      </w:r>
+    </w:p>
+    <w:p>
+      <w:pPr>
+        <w:keepLines/>
+        <w:spacing w:before="0" w:after="60"/>
+        <w:ind w:left="763" w:hanging="230"/>
+      </w:pPr>
+      <w:r>
+        <w:rPr>
+          <w:rFonts w:ascii="Times New Roman" w:hAnsi="Times New Roman" w:eastAsia="Times New Roman"/>
+          <w:b w:val="0"/>
+          <w:i w:val="0"/>
+          <w:color w:val="000000"/>
+          <w:sz w:val="18"/>
+        </w:rPr>
+        <w:t>•  Predictability, forecast skill, and systematic biases in coupled prediction systems</w:t>
+      </w:r>
+    </w:p>
+    <w:p>
+      <w:pPr>
+        <w:keepLines/>
+        <w:spacing w:before="0" w:after="60"/>
+        <w:ind w:left="763" w:hanging="230"/>
+      </w:pPr>
+      <w:r>
+        <w:rPr>
+          <w:rFonts w:ascii="Times New Roman" w:hAnsi="Times New Roman" w:eastAsia="Times New Roman"/>
+          <w:b w:val="0"/>
+          <w:i w:val="0"/>
+          <w:color w:val="000000"/>
+          <w:sz w:val="18"/>
+        </w:rPr>
+        <w:t>•  Evaluation and improvement of predictions across weather-to-climate timescales</w:t>
+      </w:r>
+    </w:p>
+    <w:p>
+      <w:pPr>
+        <w:keepNext/>
+        <w:spacing w:before="0" w:after="60"/>
+        <w:ind w:left="360" w:hanging="360"/>
+      </w:pPr>
+      <w:r>
+        <w:rPr>
+          <w:rFonts w:ascii="Times New Roman" w:hAnsi="Times New Roman" w:eastAsia="Times New Roman"/>
+          <w:b w:val="0"/>
+          <w:i w:val="0"/>
+          <w:color w:val="000000"/>
+          <w:sz w:val="19"/>
+        </w:rPr>
+        <w:t xml:space="preserve">2. </w:t>
+      </w:r>
+      <w:r>
+        <w:rPr>
+          <w:rFonts w:ascii="Times New Roman" w:hAnsi="Times New Roman" w:eastAsia="Times New Roman"/>
+          <w:b/>
+          <w:i w:val="0"/>
+          <w:color w:val="000000"/>
+          <w:sz w:val="19"/>
+        </w:rPr>
+        <w:t>Climate Dynamics, Teleconnections, and Extremes</w:t>
+      </w:r>
+    </w:p>
+    <w:p>
+      <w:pPr>
+        <w:keepLines/>
+        <w:spacing w:before="0" w:after="60"/>
+        <w:ind w:left="763" w:hanging="230"/>
+      </w:pPr>
+      <w:r>
+        <w:rPr>
+          <w:rFonts w:ascii="Times New Roman" w:hAnsi="Times New Roman" w:eastAsia="Times New Roman"/>
+          <w:b w:val="0"/>
+          <w:i w:val="0"/>
+          <w:color w:val="000000"/>
+          <w:sz w:val="18"/>
+        </w:rPr>
+        <w:t>•  Tropical climate variability and tropical–extratropical interactions</w:t>
+      </w:r>
+    </w:p>
+    <w:p>
+      <w:pPr>
+        <w:keepLines/>
+        <w:spacing w:before="0" w:after="60"/>
+        <w:ind w:left="763" w:hanging="230"/>
+      </w:pPr>
+      <w:r>
+        <w:rPr>
+          <w:rFonts w:ascii="Times New Roman" w:hAnsi="Times New Roman" w:eastAsia="Times New Roman"/>
+          <w:b w:val="0"/>
+          <w:i w:val="0"/>
+          <w:color w:val="000000"/>
+          <w:sz w:val="18"/>
+        </w:rPr>
+        <w:t>•  Large-scale atmospheric circulation, teleconnection processes, and climate extremes</w:t>
+      </w:r>
+    </w:p>
+    <w:p>
+      <w:pPr>
+        <w:keepNext/>
+        <w:spacing w:before="0" w:after="60"/>
+        <w:ind w:left="360" w:hanging="360"/>
+      </w:pPr>
+      <w:r>
+        <w:rPr>
+          <w:rFonts w:ascii="Times New Roman" w:hAnsi="Times New Roman" w:eastAsia="Times New Roman"/>
+          <w:b w:val="0"/>
+          <w:i w:val="0"/>
+          <w:color w:val="000000"/>
+          <w:sz w:val="19"/>
+        </w:rPr>
+        <w:t xml:space="preserve">3. </w:t>
+      </w:r>
+      <w:r>
+        <w:rPr>
+          <w:rFonts w:ascii="Times New Roman" w:hAnsi="Times New Roman" w:eastAsia="Times New Roman"/>
+          <w:b/>
+          <w:i w:val="0"/>
+          <w:color w:val="000000"/>
+          <w:sz w:val="19"/>
+        </w:rPr>
+        <w:t>Coupled Earth System Processes and Data Assimilation</w:t>
+      </w:r>
+    </w:p>
+    <w:p>
+      <w:pPr>
+        <w:keepLines/>
+        <w:spacing w:before="0" w:after="60"/>
+        <w:ind w:left="763" w:hanging="230"/>
+      </w:pPr>
+      <w:r>
+        <w:rPr>
+          <w:rFonts w:ascii="Times New Roman" w:hAnsi="Times New Roman" w:eastAsia="Times New Roman"/>
+          <w:b w:val="0"/>
+          <w:i w:val="0"/>
+          <w:color w:val="000000"/>
+          <w:sz w:val="18"/>
+        </w:rPr>
+        <w:t>•  Atmosphere–ocean and land–atmosphere interactions</w:t>
+      </w:r>
+    </w:p>
+    <w:p>
+      <w:pPr>
+        <w:keepLines/>
+        <w:spacing w:before="0" w:after="60"/>
+        <w:ind w:left="763" w:hanging="230"/>
+      </w:pPr>
+      <w:r>
+        <w:rPr>
+          <w:rFonts w:ascii="Times New Roman" w:hAnsi="Times New Roman" w:eastAsia="Times New Roman"/>
+          <w:b w:val="0"/>
+          <w:i w:val="0"/>
+          <w:color w:val="000000"/>
+          <w:sz w:val="18"/>
+        </w:rPr>
+        <w:t>•  Coupled data assimilation and initialization of Earth system prediction models</w:t>
+      </w:r>
+    </w:p>
     <w:p>
       <w:pPr>
         <w:keepNext/>

--- a/files/Nakbin_Choi_CV.docx
+++ b/files/Nakbin_Choi_CV.docx
@@ -251,208 +251,6 @@
           <w:color w:val="000000"/>
           <w:sz w:val="23"/>
         </w:rPr>
-        <w:t>RESEARCH INTERESTS</w:t>
-      </w:r>
-    </w:p>
-    <w:p>
-      <w:pPr>
-        <w:keepNext/>
-        <w:spacing w:before="0" w:after="60"/>
-        <w:ind w:left="360" w:hanging="360"/>
-      </w:pPr>
-      <w:r>
-        <w:rPr>
-          <w:rFonts w:ascii="Times New Roman" w:hAnsi="Times New Roman" w:eastAsia="Times New Roman"/>
-          <w:b w:val="0"/>
-          <w:i w:val="0"/>
-          <w:color w:val="000000"/>
-          <w:sz w:val="19"/>
-        </w:rPr>
-        <w:t xml:space="preserve">1. </w:t>
-      </w:r>
-      <w:r>
-        <w:rPr>
-          <w:rFonts w:ascii="Times New Roman" w:hAnsi="Times New Roman" w:eastAsia="Times New Roman"/>
-          <w:b/>
-          <w:i w:val="0"/>
-          <w:color w:val="000000"/>
-          <w:sz w:val="19"/>
-        </w:rPr>
-        <w:t>Subseasonal-to-Seasonal Prediction and Predictability</w:t>
-      </w:r>
-    </w:p>
-    <w:p>
-      <w:pPr>
-        <w:keepLines/>
-        <w:spacing w:before="0" w:after="60"/>
-        <w:ind w:left="763" w:hanging="230"/>
-      </w:pPr>
-      <w:r>
-        <w:rPr>
-          <w:rFonts w:ascii="Times New Roman" w:hAnsi="Times New Roman" w:eastAsia="Times New Roman"/>
-          <w:b w:val="0"/>
-          <w:i w:val="0"/>
-          <w:color w:val="000000"/>
-          <w:sz w:val="18"/>
-        </w:rPr>
-        <w:t>•  Predictability, forecast skill, and systematic biases in coupled prediction systems</w:t>
-      </w:r>
-    </w:p>
-    <w:p>
-      <w:pPr>
-        <w:keepLines/>
-        <w:spacing w:before="0" w:after="60"/>
-        <w:ind w:left="763" w:hanging="230"/>
-      </w:pPr>
-      <w:r>
-        <w:rPr>
-          <w:rFonts w:ascii="Times New Roman" w:hAnsi="Times New Roman" w:eastAsia="Times New Roman"/>
-          <w:b w:val="0"/>
-          <w:i w:val="0"/>
-          <w:color w:val="000000"/>
-          <w:sz w:val="18"/>
-        </w:rPr>
-        <w:t>•  Evaluation and improvement of predictions across weather-to-climate timescales</w:t>
-      </w:r>
-    </w:p>
-    <w:p>
-      <w:pPr>
-        <w:keepNext/>
-        <w:spacing w:before="0" w:after="60"/>
-        <w:ind w:left="360" w:hanging="360"/>
-      </w:pPr>
-      <w:r>
-        <w:rPr>
-          <w:rFonts w:ascii="Times New Roman" w:hAnsi="Times New Roman" w:eastAsia="Times New Roman"/>
-          <w:b w:val="0"/>
-          <w:i w:val="0"/>
-          <w:color w:val="000000"/>
-          <w:sz w:val="19"/>
-        </w:rPr>
-        <w:t xml:space="preserve">2. </w:t>
-      </w:r>
-      <w:r>
-        <w:rPr>
-          <w:rFonts w:ascii="Times New Roman" w:hAnsi="Times New Roman" w:eastAsia="Times New Roman"/>
-          <w:b/>
-          <w:i w:val="0"/>
-          <w:color w:val="000000"/>
-          <w:sz w:val="19"/>
-        </w:rPr>
-        <w:t>Climate Dynamics, Teleconnections, and Extremes</w:t>
-      </w:r>
-    </w:p>
-    <w:p>
-      <w:pPr>
-        <w:keepLines/>
-        <w:spacing w:before="0" w:after="60"/>
-        <w:ind w:left="763" w:hanging="230"/>
-      </w:pPr>
-      <w:r>
-        <w:rPr>
-          <w:rFonts w:ascii="Times New Roman" w:hAnsi="Times New Roman" w:eastAsia="Times New Roman"/>
-          <w:b w:val="0"/>
-          <w:i w:val="0"/>
-          <w:color w:val="000000"/>
-          <w:sz w:val="18"/>
-        </w:rPr>
-        <w:t>•  Tropical climate variability and tropical–extratropical interactions</w:t>
-      </w:r>
-    </w:p>
-    <w:p>
-      <w:pPr>
-        <w:keepLines/>
-        <w:spacing w:before="0" w:after="60"/>
-        <w:ind w:left="763" w:hanging="230"/>
-      </w:pPr>
-      <w:r>
-        <w:rPr>
-          <w:rFonts w:ascii="Times New Roman" w:hAnsi="Times New Roman" w:eastAsia="Times New Roman"/>
-          <w:b w:val="0"/>
-          <w:i w:val="0"/>
-          <w:color w:val="000000"/>
-          <w:sz w:val="18"/>
-        </w:rPr>
-        <w:t>•  Large-scale atmospheric circulation, teleconnection processes, and climate extremes</w:t>
-      </w:r>
-    </w:p>
-    <w:p>
-      <w:pPr>
-        <w:keepNext/>
-        <w:spacing w:before="0" w:after="60"/>
-        <w:ind w:left="360" w:hanging="360"/>
-      </w:pPr>
-      <w:r>
-        <w:rPr>
-          <w:rFonts w:ascii="Times New Roman" w:hAnsi="Times New Roman" w:eastAsia="Times New Roman"/>
-          <w:b w:val="0"/>
-          <w:i w:val="0"/>
-          <w:color w:val="000000"/>
-          <w:sz w:val="19"/>
-        </w:rPr>
-        <w:t xml:space="preserve">3. </w:t>
-      </w:r>
-      <w:r>
-        <w:rPr>
-          <w:rFonts w:ascii="Times New Roman" w:hAnsi="Times New Roman" w:eastAsia="Times New Roman"/>
-          <w:b/>
-          <w:i w:val="0"/>
-          <w:color w:val="000000"/>
-          <w:sz w:val="19"/>
-        </w:rPr>
-        <w:t>Coupled Earth System Processes and Data Assimilation</w:t>
-      </w:r>
-    </w:p>
-    <w:p>
-      <w:pPr>
-        <w:keepLines/>
-        <w:spacing w:before="0" w:after="60"/>
-        <w:ind w:left="763" w:hanging="230"/>
-      </w:pPr>
-      <w:r>
-        <w:rPr>
-          <w:rFonts w:ascii="Times New Roman" w:hAnsi="Times New Roman" w:eastAsia="Times New Roman"/>
-          <w:b w:val="0"/>
-          <w:i w:val="0"/>
-          <w:color w:val="000000"/>
-          <w:sz w:val="18"/>
-        </w:rPr>
-        <w:t>•  Atmosphere–ocean and land–atmosphere interactions</w:t>
-      </w:r>
-    </w:p>
-    <w:p>
-      <w:pPr>
-        <w:keepLines/>
-        <w:spacing w:before="0" w:after="60"/>
-        <w:ind w:left="763" w:hanging="230"/>
-      </w:pPr>
-      <w:r>
-        <w:rPr>
-          <w:rFonts w:ascii="Times New Roman" w:hAnsi="Times New Roman" w:eastAsia="Times New Roman"/>
-          <w:b w:val="0"/>
-          <w:i w:val="0"/>
-          <w:color w:val="000000"/>
-          <w:sz w:val="18"/>
-        </w:rPr>
-        <w:t>•  Coupled data assimilation and initialization of Earth system prediction models</w:t>
-      </w:r>
-    </w:p>
-    <w:p>
-      <w:pPr>
-        <w:keepNext/>
-        <w:spacing w:before="280" w:after="120"/>
-        <w:pBdr>
-          <w:bottom w:val="single" w:sz="6" w:space="1" w:color="000000"/>
-        </w:pBdr>
-      </w:pPr>
-      <w:r>
-        <w:rPr>
-          <w:rFonts w:ascii="Times New Roman" w:hAnsi="Times New Roman" w:eastAsia="Times New Roman"/>
-          <w:b/>
-          <w:i w:val="0"/>
-          <w:color w:val="000000"/>
-          <w:sz w:val="23"/>
-        </w:rPr>
         <w:t>EDUCATION</w:t>
       </w:r>
     </w:p>
@@ -476,6 +274,129 @@
         <w:gridCol w:w="2232"/>
         <w:gridCol w:w="7819"/>
       </w:tblGrid>
+      <w:tr>
+        <w:tc>
+          <w:tcPr>
+            <w:tcW w:type="dxa" w:w="2232"/>
+            <w:vAlign w:val="top"/>
+            <w:tcMar>
+              <w:top w:w="35" w:type="dxa"/>
+              <w:start w:w="0" w:type="dxa"/>
+              <w:bottom w:w="110" w:type="dxa"/>
+              <w:end w:w="0" w:type="dxa"/>
+            </w:tcMar>
+          </w:tcPr>
+          <w:p>
+            <w:pPr>
+              <w:spacing w:before="0" w:after="0"/>
+              <w:ind w:left="0" w:firstLine="0"/>
+            </w:pPr>
+            <w:r>
+              <w:rPr>
+                <w:rFonts w:ascii="Times New Roman" w:hAnsi="Times New Roman" w:eastAsia="Times New Roman"/>
+                <w:b w:val="0"/>
+                <w:i w:val="0"/>
+                <w:color w:val="000000"/>
+                <w:sz w:val="18"/>
+              </w:rPr>
+              <w:t>2015.03 – 2021.02</w:t>
+            </w:r>
+          </w:p>
+        </w:tc>
+        <w:tc>
+          <w:tcPr>
+            <w:tcW w:type="dxa" w:w="7819"/>
+            <w:vAlign w:val="top"/>
+            <w:tcMar>
+              <w:top w:w="35" w:type="dxa"/>
+              <w:start w:w="0" w:type="dxa"/>
+              <w:bottom w:w="110" w:type="dxa"/>
+              <w:end w:w="0" w:type="dxa"/>
+            </w:tcMar>
+          </w:tcPr>
+          <w:p>
+            <w:pPr>
+              <w:keepLines/>
+              <w:spacing w:before="0" w:after="0"/>
+              <w:ind w:left="0" w:firstLine="0"/>
+            </w:pPr>
+            <w:r>
+              <w:rPr>
+                <w:rFonts w:ascii="Times New Roman" w:hAnsi="Times New Roman" w:eastAsia="Times New Roman"/>
+                <w:b/>
+                <w:i w:val="0"/>
+                <w:color w:val="000000"/>
+                <w:sz w:val="19"/>
+              </w:rPr>
+              <w:t>Ph.D. in Environmental Science and Engineering</w:t>
+            </w:r>
+            <w:r>
+              <w:rPr>
+                <w:rFonts w:ascii="Times New Roman" w:hAnsi="Times New Roman" w:eastAsia="Times New Roman"/>
+                <w:b w:val="0"/>
+                <w:i w:val="0"/>
+                <w:color w:val="000000"/>
+                <w:sz w:val="19"/>
+              </w:rPr>
+              <w:t>, UNIST, Korea</w:t>
+            </w:r>
+          </w:p>
+          <w:p>
+            <w:pPr>
+              <w:keepLines/>
+              <w:spacing w:before="40" w:after="0"/>
+              <w:ind w:left="0" w:firstLine="0"/>
+            </w:pPr>
+            <w:r>
+              <w:rPr>
+                <w:rFonts w:ascii="Times New Roman" w:hAnsi="Times New Roman" w:eastAsia="Times New Roman"/>
+                <w:b/>
+                <w:i w:val="0"/>
+                <w:color w:val="000000"/>
+                <w:sz w:val="18"/>
+              </w:rPr>
+              <w:t xml:space="preserve">Dissertation: </w:t>
+            </w:r>
+            <w:r>
+              <w:rPr>
+                <w:rFonts w:ascii="Times New Roman" w:hAnsi="Times New Roman" w:eastAsia="Times New Roman"/>
+                <w:b w:val="0"/>
+                <w:i/>
+                <w:color w:val="000000"/>
+                <w:sz w:val="18"/>
+              </w:rPr>
+              <w:t>Development of a Coupled Data Assimilation System in the Fully Coupled Model and Its Implications for Seamless Prediction</w:t>
+            </w:r>
+          </w:p>
+          <w:p>
+            <w:pPr>
+              <w:keepLines/>
+              <w:spacing w:before="40" w:after="0"/>
+              <w:ind w:left="0" w:firstLine="0"/>
+            </w:pPr>
+            <w:r>
+              <w:rPr>
+                <w:rFonts w:ascii="Times New Roman" w:hAnsi="Times New Roman" w:eastAsia="Times New Roman"/>
+                <w:b/>
+                <w:i w:val="0"/>
+                <w:color w:val="000000"/>
+                <w:sz w:val="18"/>
+              </w:rPr>
+              <w:t xml:space="preserve">Advisor: </w:t>
+            </w:r>
+            <w:r>
+              <w:rPr>
+                <w:rFonts w:ascii="Times New Roman" w:hAnsi="Times New Roman" w:eastAsia="Times New Roman"/>
+                <w:b w:val="0"/>
+                <w:i w:val="0"/>
+                <w:color w:val="000000"/>
+                <w:sz w:val="18"/>
+              </w:rPr>
+              <w:t>Prof. Myong-In Lee</w:t>
+            </w:r>
+          </w:p>
+        </w:tc>
+      </w:tr>
       <w:tr>
         <w:tc>
           <w:tcPr>
@@ -540,130 +461,7 @@
                 <w:color w:val="000000"/>
                 <w:sz w:val="19"/>
               </w:rPr>
-              <w:t>, UNIST, South Korea</w:t>
-            </w:r>
-          </w:p>
-        </w:tc>
-      </w:tr>
-      <w:tr>
-        <w:tc>
-          <w:tcPr>
-            <w:tcW w:type="dxa" w:w="2232"/>
-            <w:vAlign w:val="top"/>
-            <w:tcMar>
-              <w:top w:w="35" w:type="dxa"/>
-              <w:start w:w="0" w:type="dxa"/>
-              <w:bottom w:w="110" w:type="dxa"/>
-              <w:end w:w="0" w:type="dxa"/>
-            </w:tcMar>
-          </w:tcPr>
-          <w:p>
-            <w:pPr>
-              <w:spacing w:before="0" w:after="0"/>
-              <w:ind w:left="0" w:firstLine="0"/>
-            </w:pPr>
-            <w:r>
-              <w:rPr>
-                <w:rFonts w:ascii="Times New Roman" w:hAnsi="Times New Roman" w:eastAsia="Times New Roman"/>
-                <w:b w:val="0"/>
-                <w:i w:val="0"/>
-                <w:color w:val="000000"/>
-                <w:sz w:val="18"/>
-              </w:rPr>
-              <w:t>2015.03 – 2021.02</w:t>
-            </w:r>
-          </w:p>
-        </w:tc>
-        <w:tc>
-          <w:tcPr>
-            <w:tcW w:type="dxa" w:w="7819"/>
-            <w:vAlign w:val="top"/>
-            <w:tcMar>
-              <w:top w:w="35" w:type="dxa"/>
-              <w:start w:w="0" w:type="dxa"/>
-              <w:bottom w:w="110" w:type="dxa"/>
-              <w:end w:w="0" w:type="dxa"/>
-            </w:tcMar>
-          </w:tcPr>
-          <w:p>
-            <w:pPr>
-              <w:keepLines/>
-              <w:spacing w:before="0" w:after="0"/>
-              <w:ind w:left="0" w:firstLine="0"/>
-            </w:pPr>
-            <w:r>
-              <w:rPr>
-                <w:rFonts w:ascii="Times New Roman" w:hAnsi="Times New Roman" w:eastAsia="Times New Roman"/>
-                <w:b/>
-                <w:i w:val="0"/>
-                <w:color w:val="000000"/>
-                <w:sz w:val="19"/>
-              </w:rPr>
-              <w:t>Ph.D. in Environmental Science and Engineering</w:t>
-            </w:r>
-            <w:r>
-              <w:rPr>
-                <w:rFonts w:ascii="Times New Roman" w:hAnsi="Times New Roman" w:eastAsia="Times New Roman"/>
-                <w:b w:val="0"/>
-                <w:i w:val="0"/>
-                <w:color w:val="000000"/>
-                <w:sz w:val="19"/>
-              </w:rPr>
-              <w:t>, UNIST, South Korea</w:t>
-            </w:r>
-          </w:p>
-          <w:p>
-            <w:pPr>
-              <w:keepLines/>
-              <w:spacing w:before="40" w:after="0"/>
-              <w:ind w:left="0" w:firstLine="0"/>
-            </w:pPr>
-            <w:r>
-              <w:rPr>
-                <w:rFonts w:ascii="Times New Roman" w:hAnsi="Times New Roman" w:eastAsia="Times New Roman"/>
-                <w:b/>
-                <w:i w:val="0"/>
-                <w:color w:val="000000"/>
-                <w:sz w:val="18"/>
-              </w:rPr>
-              <w:t xml:space="preserve">Dissertation: </w:t>
-            </w:r>
-            <w:r>
-              <w:rPr>
-                <w:rFonts w:ascii="Times New Roman" w:hAnsi="Times New Roman" w:eastAsia="Times New Roman"/>
-                <w:b w:val="0"/>
-                <w:i/>
-                <w:color w:val="000000"/>
-                <w:sz w:val="18"/>
-              </w:rPr>
-              <w:t>Development of a Coupled Data Assimilation System in the Fully Coupled Model and Its Implications for Seamless Prediction</w:t>
-            </w:r>
-          </w:p>
-          <w:p>
-            <w:pPr>
-              <w:keepLines/>
-              <w:spacing w:before="40" w:after="0"/>
-              <w:ind w:left="0" w:firstLine="0"/>
-            </w:pPr>
-            <w:r>
-              <w:rPr>
-                <w:rFonts w:ascii="Times New Roman" w:hAnsi="Times New Roman" w:eastAsia="Times New Roman"/>
-                <w:b/>
-                <w:i w:val="0"/>
-                <w:color w:val="000000"/>
-                <w:sz w:val="18"/>
-              </w:rPr>
-              <w:t xml:space="preserve">Advisor: </w:t>
-            </w:r>
-            <w:r>
-              <w:rPr>
-                <w:rFonts w:ascii="Times New Roman" w:hAnsi="Times New Roman" w:eastAsia="Times New Roman"/>
-                <w:b w:val="0"/>
-                <w:i w:val="0"/>
-                <w:color w:val="000000"/>
-                <w:sz w:val="18"/>
-              </w:rPr>
-              <w:t>Prof. Myong-In Lee</w:t>
+              <w:t>, UNIST, Korea</w:t>
             </w:r>
           </w:p>
         </w:tc>
@@ -733,7 +531,76 @@
                 <w:color w:val="000000"/>
                 <w:sz w:val="18"/>
               </w:rPr>
-              <w:t>2023.06 – Present</w:t>
+              <w:t>2025.09 - Present</w:t>
+            </w:r>
+          </w:p>
+        </w:tc>
+        <w:tc>
+          <w:tcPr>
+            <w:tcW w:type="dxa" w:w="7819"/>
+            <w:vAlign w:val="top"/>
+            <w:tcMar>
+              <w:top w:w="35" w:type="dxa"/>
+              <w:start w:w="0" w:type="dxa"/>
+              <w:bottom w:w="110" w:type="dxa"/>
+              <w:end w:w="0" w:type="dxa"/>
+            </w:tcMar>
+          </w:tcPr>
+          <w:p>
+            <w:pPr>
+              <w:keepLines/>
+              <w:spacing w:before="0" w:after="0"/>
+              <w:ind w:left="0" w:firstLine="0"/>
+            </w:pPr>
+            <w:r>
+              <w:rPr>
+                <w:rFonts w:ascii="Times New Roman" w:hAnsi="Times New Roman" w:eastAsia="Times New Roman"/>
+                <w:b/>
+                <w:i w:val="0"/>
+                <w:color w:val="000000"/>
+                <w:sz w:val="19"/>
+              </w:rPr>
+              <w:t>Research Assistant Professor</w:t>
+            </w:r>
+            <w:r>
+              <w:rPr>
+                <w:rFonts w:ascii="Times New Roman" w:hAnsi="Times New Roman" w:eastAsia="Times New Roman"/>
+                <w:b w:val="0"/>
+                <w:i w:val="0"/>
+                <w:color w:val="000000"/>
+                <w:sz w:val="19"/>
+              </w:rPr>
+              <w:t>, UNIST</w:t>
+            </w:r>
+          </w:p>
+        </w:tc>
+      </w:tr>
+      <w:tr>
+        <w:tc>
+          <w:tcPr>
+            <w:tcW w:type="dxa" w:w="2232"/>
+            <w:vAlign w:val="top"/>
+            <w:tcMar>
+              <w:top w:w="35" w:type="dxa"/>
+              <w:start w:w="0" w:type="dxa"/>
+              <w:bottom w:w="110" w:type="dxa"/>
+              <w:end w:w="0" w:type="dxa"/>
+            </w:tcMar>
+          </w:tcPr>
+          <w:p>
+            <w:pPr>
+              <w:spacing w:before="0" w:after="0"/>
+              <w:ind w:left="0" w:firstLine="0"/>
+            </w:pPr>
+            <w:r>
+              <w:rPr>
+                <w:rFonts w:ascii="Times New Roman" w:hAnsi="Times New Roman" w:eastAsia="Times New Roman"/>
+                <w:b w:val="0"/>
+                <w:i w:val="0"/>
+                <w:color w:val="000000"/>
+                <w:sz w:val="18"/>
+              </w:rPr>
+              <w:t>2023.06 – 2025.09</w:t>
             </w:r>
           </w:p>
         </w:tc>
@@ -863,7 +730,7 @@
           <w:color w:val="000000"/>
           <w:sz w:val="23"/>
         </w:rPr>
-        <w:t>RESEARCH EXPERIENCES</w:t>
+        <w:t>RESEARCH EXPERIENCE</w:t>
       </w:r>
     </w:p>
     <w:tbl>
@@ -1113,106 +980,99 @@
         <w:t>PROFESSIONAL SERVICES</w:t>
       </w:r>
     </w:p>
+    <w:tbl>
+      <w:tblPr>
+        <w:tblW w:type="auto" w:w="0"/>
+        <w:jc w:val="left"/>
+        <w:tblLayout w:type="fixed"/>
+        <w:tblLook w:firstColumn="1" w:firstRow="1" w:lastColumn="0" w:lastRow="0" w:noHBand="0" w:noVBand="1" w:val="04A0"/>
+        <w:tblBorders>
+          <w:top w:val="nil"/>
+          <w:left w:val="nil"/>
+          <w:bottom w:val="nil"/>
+          <w:right w:val="nil"/>
+          <w:insideH w:val="nil"/>
+          <w:insideV w:val="nil"/>
+        </w:tblBorders>
+        <w:tblInd w:w="120" w:type="dxa"/>
+      </w:tblPr>
+      <w:tblGrid>
+        <w:gridCol w:w="2232"/>
+        <w:gridCol w:w="7819"/>
+      </w:tblGrid>
+      <w:tr>
+        <w:tc>
+          <w:tcPr>
+            <w:tcW w:type="dxa" w:w="2232"/>
+            <w:vAlign w:val="top"/>
+            <w:tcMar>
+              <w:top w:w="35" w:type="dxa"/>
+              <w:start w:w="0" w:type="dxa"/>
+              <w:bottom w:w="110" w:type="dxa"/>
+              <w:end w:w="0" w:type="dxa"/>
+            </w:tcMar>
+          </w:tcPr>
+          <w:p>
+            <w:pPr>
+              <w:spacing w:before="0" w:after="0"/>
+              <w:ind w:left="0" w:firstLine="0"/>
+            </w:pPr>
+            <w:r>
+              <w:rPr>
+                <w:rFonts w:ascii="Times New Roman" w:hAnsi="Times New Roman" w:eastAsia="Times New Roman"/>
+                <w:b w:val="0"/>
+                <w:i w:val="0"/>
+                <w:color w:val="000000"/>
+                <w:sz w:val="18"/>
+              </w:rPr>
+              <w:t>2024.10 – 2026.10</w:t>
+            </w:r>
+          </w:p>
+        </w:tc>
+        <w:tc>
+          <w:tcPr>
+            <w:tcW w:type="dxa" w:w="7819"/>
+            <w:vAlign w:val="top"/>
+            <w:tcMar>
+              <w:top w:w="35" w:type="dxa"/>
+              <w:start w:w="0" w:type="dxa"/>
+              <w:bottom w:w="110" w:type="dxa"/>
+              <w:end w:w="0" w:type="dxa"/>
+            </w:tcMar>
+          </w:tcPr>
+          <w:p>
+            <w:pPr>
+              <w:keepLines/>
+              <w:spacing w:before="0" w:after="0"/>
+              <w:ind w:left="0" w:firstLine="0"/>
+            </w:pPr>
+            <w:r>
+              <w:rPr>
+                <w:rFonts w:ascii="Times New Roman" w:hAnsi="Times New Roman" w:eastAsia="Times New Roman"/>
+                <w:b/>
+                <w:i w:val="0"/>
+                <w:color w:val="000000"/>
+                <w:sz w:val="19"/>
+              </w:rPr>
+              <w:t>Editor</w:t>
+            </w:r>
+            <w:r>
+              <w:rPr>
+                <w:rFonts w:ascii="Times New Roman" w:hAnsi="Times New Roman" w:eastAsia="Times New Roman"/>
+                <w:b w:val="0"/>
+                <w:i w:val="0"/>
+                <w:color w:val="000000"/>
+                <w:sz w:val="19"/>
+              </w:rPr>
+              <w:t>, Korean Atmospheric Scientists in America (KASA)</w:t>
+            </w:r>
+          </w:p>
+        </w:tc>
+      </w:tr>
+    </w:tbl>
     <w:p>
-      <w:pPr>
-        <w:spacing w:before="0" w:after="80"/>
-        <w:ind w:left="317" w:hanging="230"/>
-      </w:pPr>
       <w:r>
-        <w:rPr>
-          <w:rFonts w:ascii="Times New Roman" w:hAnsi="Times New Roman" w:eastAsia="Times New Roman"/>
-          <w:b w:val="0"/>
-          <w:i w:val="0"/>
-          <w:color w:val="000000"/>
-          <w:sz w:val="19"/>
-        </w:rPr>
-        <w:t>•  Editor, Korean Atmospheric Scientists in America (KASA), 2024.10 – 2026.10</w:t>
-      </w:r>
-    </w:p>
-    <w:p>
-      <w:pPr>
-        <w:keepNext/>
-        <w:spacing w:before="280" w:after="120"/>
-        <w:pBdr>
-          <w:bottom w:val="single" w:sz="6" w:space="1" w:color="000000"/>
-        </w:pBdr>
-      </w:pPr>
-      <w:r>
-        <w:rPr>
-          <w:rFonts w:ascii="Times New Roman" w:hAnsi="Times New Roman" w:eastAsia="Times New Roman"/>
-          <w:b/>
-          <w:i w:val="0"/>
-          <w:color w:val="000000"/>
-          <w:sz w:val="23"/>
-        </w:rPr>
-        <w:t>AWARDS</w:t>
-      </w:r>
-    </w:p>
-    <w:p>
-      <w:pPr>
-        <w:spacing w:before="0" w:after="80"/>
-        <w:ind w:left="317" w:hanging="230"/>
-      </w:pPr>
-      <w:r>
-        <w:rPr>
-          <w:rFonts w:ascii="Times New Roman" w:hAnsi="Times New Roman" w:eastAsia="Times New Roman"/>
-          <w:b w:val="0"/>
-          <w:i w:val="0"/>
-          <w:color w:val="000000"/>
-          <w:sz w:val="19"/>
-        </w:rPr>
-        <w:t>•  Young Atmospheric Scientist Award, Korean Meteorological Society, 2025</w:t>
-      </w:r>
-    </w:p>
-    <w:p>
-      <w:pPr>
-        <w:spacing w:before="0" w:after="80"/>
-        <w:ind w:left="317" w:hanging="230"/>
-      </w:pPr>
-      <w:r>
-        <w:rPr>
-          <w:rFonts w:ascii="Times New Roman" w:hAnsi="Times New Roman" w:eastAsia="Times New Roman"/>
-          <w:b w:val="0"/>
-          <w:i w:val="0"/>
-          <w:color w:val="000000"/>
-          <w:sz w:val="19"/>
-        </w:rPr>
-        <w:t>•  Outstanding Poster Presentation Award, Korean Meteorological Society, 2019</w:t>
-      </w:r>
-    </w:p>
-    <w:p>
-      <w:pPr>
-        <w:keepNext/>
-        <w:spacing w:before="280" w:after="120"/>
-        <w:pBdr>
-          <w:bottom w:val="single" w:sz="6" w:space="1" w:color="000000"/>
-        </w:pBdr>
-      </w:pPr>
-      <w:r>
-        <w:rPr>
-          <w:rFonts w:ascii="Times New Roman" w:hAnsi="Times New Roman" w:eastAsia="Times New Roman"/>
-          <w:b/>
-          <w:i w:val="0"/>
-          <w:color w:val="000000"/>
-          <w:sz w:val="23"/>
-        </w:rPr>
-        <w:t>PATENT</w:t>
-      </w:r>
-    </w:p>
-    <w:p>
-      <w:pPr>
-        <w:spacing w:before="0" w:after="80"/>
-        <w:ind w:left="317" w:hanging="230"/>
-      </w:pPr>
-      <w:r>
-        <w:rPr>
-          <w:rFonts w:ascii="Times New Roman" w:hAnsi="Times New Roman" w:eastAsia="Times New Roman"/>
-          <w:b w:val="0"/>
-          <w:i w:val="0"/>
-          <w:color w:val="000000"/>
-          <w:sz w:val="19"/>
-        </w:rPr>
-        <w:t>•  Medium-Range heatwave forecasting system and method. Domestic Patent Application, South Korea, 2019 (Myong-In Lee, Nakbin Choi, &amp; Sunlae Tak)</w:t>
+        <w:br w:type="page"/>
       </w:r>
     </w:p>
     <w:p>
@@ -2097,6 +1957,92 @@
         <w:t>Lee et al. Extratropical Rossby Waves Amplify Central Siberian Fire Risk Through Subseasonal Teleconnections, Agricultural and Forest Meteorology. In Review.</w:t>
       </w:r>
     </w:p>
+    <w:p>
+      <w:pPr>
+        <w:keepNext/>
+        <w:spacing w:before="280" w:after="120"/>
+        <w:pBdr>
+          <w:bottom w:val="single" w:sz="6" w:space="1" w:color="000000"/>
+        </w:pBdr>
+      </w:pPr>
+      <w:r>
+        <w:rPr>
+          <w:rFonts w:ascii="Times New Roman" w:hAnsi="Times New Roman" w:eastAsia="Times New Roman"/>
+          <w:b/>
+          <w:i w:val="0"/>
+          <w:color w:val="000000"/>
+          <w:sz w:val="23"/>
+        </w:rPr>
+        <w:t>PATENT</w:t>
+      </w:r>
+    </w:p>
+    <w:p>
+      <w:pPr>
+        <w:spacing w:before="0" w:after="80"/>
+        <w:ind w:left="317" w:hanging="230"/>
+      </w:pPr>
+      <w:r>
+        <w:rPr>
+          <w:rFonts w:ascii="Times New Roman" w:hAnsi="Times New Roman" w:eastAsia="Times New Roman"/>
+          <w:b w:val="0"/>
+          <w:i w:val="0"/>
+          <w:color w:val="000000"/>
+          <w:sz w:val="19"/>
+        </w:rPr>
+        <w:t>•  Medium-Range Heatwave Forecasting System and Method (Domestic, South Korea, 2019)</w:t>
+      </w:r>
+    </w:p>
+    <w:p>
+      <w:pPr>
+        <w:keepNext/>
+        <w:spacing w:before="280" w:after="120"/>
+        <w:pBdr>
+          <w:bottom w:val="single" w:sz="6" w:space="1" w:color="000000"/>
+        </w:pBdr>
+      </w:pPr>
+      <w:r>
+        <w:rPr>
+          <w:rFonts w:ascii="Times New Roman" w:hAnsi="Times New Roman" w:eastAsia="Times New Roman"/>
+          <w:b/>
+          <w:i w:val="0"/>
+          <w:color w:val="000000"/>
+          <w:sz w:val="23"/>
+        </w:rPr>
+        <w:t>AWARDS</w:t>
+      </w:r>
+    </w:p>
+    <w:p>
+      <w:pPr>
+        <w:spacing w:before="0" w:after="80"/>
+        <w:ind w:left="317" w:hanging="230"/>
+      </w:pPr>
+      <w:r>
+        <w:rPr>
+          <w:rFonts w:ascii="Times New Roman" w:hAnsi="Times New Roman" w:eastAsia="Times New Roman"/>
+          <w:b w:val="0"/>
+          <w:i w:val="0"/>
+          <w:color w:val="000000"/>
+          <w:sz w:val="19"/>
+        </w:rPr>
+        <w:t>•  Young Atmospheric Scientist Award, Korean Meteorological Society (2025)</w:t>
+      </w:r>
+    </w:p>
+    <w:p>
+      <w:pPr>
+        <w:spacing w:before="0" w:after="80"/>
+        <w:ind w:left="317" w:hanging="230"/>
+      </w:pPr>
+      <w:r>
+        <w:rPr>
+          <w:rFonts w:ascii="Times New Roman" w:hAnsi="Times New Roman" w:eastAsia="Times New Roman"/>
+          <w:b w:val="0"/>
+          <w:i w:val="0"/>
+          <w:color w:val="000000"/>
+          <w:sz w:val="19"/>
+        </w:rPr>
+        <w:t>•  Outstanding Poster Presentation Award, Korean Meteorological Society (2019)</w:t>
+      </w:r>
+    </w:p>
     <w:sectPr>
       <w:footerReference w:type="default" r:id="rId9"/>
       <w:pgSz w:w="12240" w:h="15840"/>

--- a/files/Nakbin_Choi_CV.docx
+++ b/files/Nakbin_Choi_CV.docx
@@ -34,7 +34,7 @@
           <w:color w:val="000000"/>
           <w:sz w:val="18"/>
         </w:rPr>
-        <w:t>July 2026</w:t>
+        <w:t>August 2026</w:t>
       </w:r>
     </w:p>
     <w:tbl>
@@ -1315,6 +1315,43 @@
       <w:r>
         <w:rPr>
           <w:rFonts w:ascii="Times New Roman" w:hAnsi="Times New Roman" w:eastAsia="Times New Roman"/>
+          <w:b/>
+          <w:i w:val="0"/>
+          <w:color w:val="000000"/>
+          <w:sz w:val="19"/>
+        </w:rPr>
+        <w:t>Choi, N.</w:t>
+      </w:r>
+      <w:r>
+        <w:rPr>
+          <w:rFonts w:ascii="Times New Roman" w:hAnsi="Times New Roman" w:eastAsia="Times New Roman"/>
+          <w:b w:val="0"/>
+          <w:i w:val="0"/>
+          <w:color w:val="000000"/>
+          <w:sz w:val="19"/>
+        </w:rPr>
+        <w:t>, Stan, C., Lee, B., &amp; Seo, E. Potential sources of predictability for the surface air temperature over the CONUS during boreal winter. Journal of Climate, 39(16), 5005-5016.</w:t>
+      </w:r>
+    </w:p>
+    <w:p>
+      <w:pPr>
+        <w:keepLines/>
+        <w:spacing w:before="0" w:after="160"/>
+        <w:ind w:left="446" w:hanging="446"/>
+      </w:pPr>
+      <w:r>
+        <w:rPr>
+          <w:rFonts w:ascii="Times New Roman" w:hAnsi="Times New Roman" w:eastAsia="Times New Roman"/>
+          <w:b w:val="0"/>
+          <w:i w:val="0"/>
+          <w:color w:val="000000"/>
+          <w:sz w:val="19"/>
+        </w:rPr>
+        <w:t xml:space="preserve">[15] </w:t>
+      </w:r>
+      <w:r>
+        <w:rPr>
+          <w:rFonts w:ascii="Times New Roman" w:hAnsi="Times New Roman" w:eastAsia="Times New Roman"/>
           <w:b w:val="0"/>
           <w:i w:val="0"/>
           <w:color w:val="000000"/>
@@ -1341,43 +1378,6 @@
           <w:sz w:val="19"/>
         </w:rPr>
         <w:t>, Lee, J., Boo, K-O., Hyun, Y-K., and Shin, B., Atlantic SST as a key source of subseasonal predictability in the April 2020 Siberian heatwave. npj Natural Hazards. (Accepted).</w:t>
-      </w:r>
-    </w:p>
-    <w:p>
-      <w:pPr>
-        <w:keepLines/>
-        <w:spacing w:before="0" w:after="160"/>
-        <w:ind w:left="446" w:hanging="446"/>
-      </w:pPr>
-      <w:r>
-        <w:rPr>
-          <w:rFonts w:ascii="Times New Roman" w:hAnsi="Times New Roman" w:eastAsia="Times New Roman"/>
-          <w:b w:val="0"/>
-          <w:i w:val="0"/>
-          <w:color w:val="000000"/>
-          <w:sz w:val="19"/>
-        </w:rPr>
-        <w:t xml:space="preserve">[15] </w:t>
-      </w:r>
-      <w:r>
-        <w:rPr>
-          <w:rFonts w:ascii="Times New Roman" w:hAnsi="Times New Roman" w:eastAsia="Times New Roman"/>
-          <w:b/>
-          <w:i w:val="0"/>
-          <w:color w:val="000000"/>
-          <w:sz w:val="19"/>
-        </w:rPr>
-        <w:t>Choi, N.</w:t>
-      </w:r>
-      <w:r>
-        <w:rPr>
-          <w:rFonts w:ascii="Times New Roman" w:hAnsi="Times New Roman" w:eastAsia="Times New Roman"/>
-          <w:b w:val="0"/>
-          <w:i w:val="0"/>
-          <w:color w:val="000000"/>
-          <w:sz w:val="19"/>
-        </w:rPr>
-        <w:t>, Stan, C., Lee, B., &amp; Seo, E. Potential sources of predictability for the surface air temperature over the CONUS during boreal winter. Journal of Climate, e250495.</w:t>
       </w:r>
     </w:p>
     <w:p>

--- a/files/Nakbin_Choi_CV.docx
+++ b/files/Nakbin_Choi_CV.docx
@@ -1294,6 +1294,43 @@
           <w:sz w:val="23"/>
         </w:rPr>
         <w:t>PUBLICATIONS</w:t>
+      </w:r>
+    </w:p>
+    <w:p>
+      <w:pPr>
+        <w:keepLines/>
+        <w:spacing w:before="0" w:after="160"/>
+        <w:ind w:left="446" w:hanging="446"/>
+      </w:pPr>
+      <w:r>
+        <w:rPr>
+          <w:rFonts w:ascii="Times New Roman" w:hAnsi="Times New Roman" w:eastAsia="Times New Roman"/>
+          <w:b w:val="0"/>
+          <w:i w:val="0"/>
+          <w:color w:val="000000"/>
+          <w:sz w:val="19"/>
+        </w:rPr>
+        <w:t xml:space="preserve">[17] </w:t>
+      </w:r>
+      <w:r>
+        <w:rPr>
+          <w:rFonts w:ascii="Times New Roman" w:hAnsi="Times New Roman" w:eastAsia="Times New Roman"/>
+          <w:b/>
+          <w:i w:val="0"/>
+          <w:color w:val="000000"/>
+          <w:sz w:val="19"/>
+        </w:rPr>
+        <w:t>Choi, N.</w:t>
+      </w:r>
+      <w:r>
+        <w:rPr>
+          <w:rFonts w:ascii="Times New Roman" w:hAnsi="Times New Roman" w:eastAsia="Times New Roman"/>
+          <w:b w:val="0"/>
+          <w:i w:val="0"/>
+          <w:color w:val="000000"/>
+          <w:sz w:val="19"/>
+        </w:rPr>
+        <w:t>, Quan, X-W., and Stan, C. 2026: Drivers of the Asymmetric ITCZ Bias in Climate Models, Scientific Reports. (Accepted).</w:t>
       </w:r>
     </w:p>
     <w:p>
@@ -1981,7 +2018,7 @@
           <w:color w:val="000000"/>
           <w:sz w:val="19"/>
         </w:rPr>
-        <w:t xml:space="preserve">[6] </w:t>
+        <w:t xml:space="preserve">[5] </w:t>
       </w:r>
       <w:r>
         <w:rPr>
@@ -2008,7 +2045,7 @@
           <w:color w:val="000000"/>
           <w:sz w:val="19"/>
         </w:rPr>
-        <w:t xml:space="preserve">[5] </w:t>
+        <w:t xml:space="preserve">[4] </w:t>
       </w:r>
       <w:r>
         <w:rPr>
@@ -2035,7 +2072,7 @@
           <w:color w:val="000000"/>
           <w:sz w:val="19"/>
         </w:rPr>
-        <w:t xml:space="preserve">[4] </w:t>
+        <w:t xml:space="preserve">[3] </w:t>
       </w:r>
       <w:r>
         <w:rPr>
@@ -2066,43 +2103,6 @@
           <w:sz w:val="19"/>
         </w:rPr>
         <w:t>, ..., and Zhu, H.: Assessment of the Met Office Global Coupled model version 5 (GC5) configurations, Geoscientific Model Development Discussion. In Review.</w:t>
-      </w:r>
-    </w:p>
-    <w:p>
-      <w:pPr>
-        <w:keepLines/>
-        <w:spacing w:before="0" w:after="160"/>
-        <w:ind w:left="446" w:hanging="446"/>
-      </w:pPr>
-      <w:r>
-        <w:rPr>
-          <w:rFonts w:ascii="Times New Roman" w:hAnsi="Times New Roman" w:eastAsia="Times New Roman"/>
-          <w:b w:val="0"/>
-          <w:i w:val="0"/>
-          <w:color w:val="000000"/>
-          <w:sz w:val="19"/>
-        </w:rPr>
-        <w:t xml:space="preserve">[3] </w:t>
-      </w:r>
-      <w:r>
-        <w:rPr>
-          <w:rFonts w:ascii="Times New Roman" w:hAnsi="Times New Roman" w:eastAsia="Times New Roman"/>
-          <w:b/>
-          <w:i w:val="0"/>
-          <w:color w:val="000000"/>
-          <w:sz w:val="19"/>
-        </w:rPr>
-        <w:t>Choi, N.</w:t>
-      </w:r>
-      <w:r>
-        <w:rPr>
-          <w:rFonts w:ascii="Times New Roman" w:hAnsi="Times New Roman" w:eastAsia="Times New Roman"/>
-          <w:b w:val="0"/>
-          <w:i w:val="0"/>
-          <w:color w:val="000000"/>
-          <w:sz w:val="19"/>
-        </w:rPr>
-        <w:t>, Quan, X-W., and Stan, C.: Drivers of the Asymmetric ITCZ Bias in Climate Models, Scientific Reports. In Review.</w:t>
       </w:r>
     </w:p>
     <w:p>

--- a/files/Nakbin_Choi_CV.docx
+++ b/files/Nakbin_Choi_CV.docx
@@ -1330,7 +1330,7 @@
           <w:color w:val="000000"/>
           <w:sz w:val="19"/>
         </w:rPr>
-        <w:t>, Quan, X-W., and Stan, C. 2026: Drivers of the Asymmetric ITCZ Bias in Climate Models, Scientific Reports. (Accepted).</w:t>
+        <w:t>, Quan, X-W., and Stan, C. (2026). Drivers of the Asymmetric ITCZ Bias in Climate Models, Scientific Reports. (Accepted).</w:t>
       </w:r>
     </w:p>
     <w:p>
@@ -1367,7 +1367,7 @@
           <w:color w:val="000000"/>
           <w:sz w:val="19"/>
         </w:rPr>
-        <w:t>, Stan, C., Lee, B., &amp; Seo, E. Potential sources of predictability for the surface air temperature over the CONUS during boreal winter. Journal of Climate, 39(16), 5005-5016.</w:t>
+        <w:t>, Stan, C., Lee, B., &amp; Seo, E. (2026). Potential sources of predictability for the surface air temperature over the CONUS during boreal winter. Journal of Climate, 39(16), 5005-5016.</w:t>
       </w:r>
     </w:p>
     <w:p>

--- a/files/Nakbin_Choi_CV.docx
+++ b/files/Nakbin_Choi_CV.docx
@@ -1352,6 +1352,16 @@
       <w:r>
         <w:rPr>
           <w:rFonts w:ascii="Times New Roman" w:hAnsi="Times New Roman" w:eastAsia="Times New Roman"/>
+          <w:b w:val="0"/>
+          <w:i w:val="0"/>
+          <w:color w:val="000000"/>
+          <w:sz w:val="19"/>
+        </w:rPr>
+        <w:t xml:space="preserve">Lee, J., Lee, M. I., Kim, J., Bak, G., </w:t>
+      </w:r>
+      <w:r>
+        <w:rPr>
+          <w:rFonts w:ascii="Times New Roman" w:hAnsi="Times New Roman" w:eastAsia="Times New Roman"/>
           <w:b/>
           <w:i w:val="0"/>
           <w:color w:val="000000"/>
@@ -1367,7 +1377,7 @@
           <w:color w:val="000000"/>
           <w:sz w:val="19"/>
         </w:rPr>
-        <w:t>, Stan, C., Lee, B., &amp; Seo, E. (2026). Potential sources of predictability for the surface air temperature over the CONUS during boreal winter. Journal of Climate, 39(16), 5005-5016.</w:t>
+        <w:t>, Lee, J., ... &amp; Shin, B. (2026). Atlantic SST as a key source of subseasonal predictability in the April 2020 Siberian heatwave. npj Natural Hazards.</w:t>
       </w:r>
     </w:p>
     <w:p>
@@ -1389,16 +1399,6 @@
       <w:r>
         <w:rPr>
           <w:rFonts w:ascii="Times New Roman" w:hAnsi="Times New Roman" w:eastAsia="Times New Roman"/>
-          <w:b w:val="0"/>
-          <w:i w:val="0"/>
-          <w:color w:val="000000"/>
-          <w:sz w:val="19"/>
-        </w:rPr>
-        <w:t xml:space="preserve">Lee, J., Lee, M-I., Kim, J., Bak, G., </w:t>
-      </w:r>
-      <w:r>
-        <w:rPr>
-          <w:rFonts w:ascii="Times New Roman" w:hAnsi="Times New Roman" w:eastAsia="Times New Roman"/>
           <w:b/>
           <w:i w:val="0"/>
           <w:color w:val="000000"/>
@@ -1414,7 +1414,7 @@
           <w:color w:val="000000"/>
           <w:sz w:val="19"/>
         </w:rPr>
-        <w:t>, Lee, J., Boo, K-O., Hyun, Y-K., and Shin, B., Atlantic SST as a key source of subseasonal predictability in the April 2020 Siberian heatwave. npj Natural Hazards. (Accepted).</w:t>
+        <w:t>, Stan, C., Lee, B., &amp; Seo, E. (2026). Potential sources of predictability for the surface air temperature over the CONUS during boreal winter. Journal of Climate, 39(16), 5005-5016.</w:t>
       </w:r>
     </w:p>
     <w:p>

--- a/files/Nakbin_Choi_CV.docx
+++ b/files/Nakbin_Choi_CV.docx
@@ -1498,7 +1498,7 @@
           <w:color w:val="000000"/>
           <w:sz w:val="19"/>
         </w:rPr>
-        <w:t>, Jin, F. F., Min, S. K., &amp; Kam, J. Local and Remote Drivers of Increased Variability in Extreme Wildfire Conditions in Southeastern Australia. Available at SSRN 5708203.</w:t>
+        <w:t>, Jin, F. F., Min, S. K., &amp; Kam, J. (2026). Local and remote drivers of increased variability in extreme wildfire conditions in Southeastern Australia. Agricultural and Forest Meteorology, 384, 111156.</w:t>
       </w:r>
     </w:p>
     <w:p>

--- a/files/Nakbin_Choi_CV.docx
+++ b/files/Nakbin_Choi_CV.docx
@@ -1330,7 +1330,7 @@
           <w:color w:val="000000"/>
           <w:sz w:val="19"/>
         </w:rPr>
-        <w:t>, Quan, X-W., and Stan, C. (2026). Drivers of the Asymmetric ITCZ Bias in Climate Models, Scientific Reports. (Accepted).</w:t>
+        <w:t>, Quan, X-W., and Stan, C. (2026). Drivers of the Asymmetric ITCZ Bias in Climate Models, Scientific Reports.</w:t>
       </w:r>
     </w:p>
     <w:p>

--- a/files/Nakbin_Choi_CV.docx
+++ b/files/Nakbin_Choi_CV.docx
@@ -34,7 +34,7 @@
           <w:color w:val="000000"/>
           <w:sz w:val="18"/>
         </w:rPr>
-        <w:t>August 2026</w:t>
+        <w:t>September 2026</w:t>
       </w:r>
     </w:p>
     <w:tbl>
@@ -1294,6 +1294,33 @@
           <w:sz w:val="23"/>
         </w:rPr>
         <w:t>PUBLICATIONS</w:t>
+      </w:r>
+    </w:p>
+    <w:p>
+      <w:pPr>
+        <w:keepLines/>
+        <w:spacing w:before="0" w:after="160"/>
+        <w:ind w:left="446" w:hanging="446"/>
+      </w:pPr>
+      <w:r>
+        <w:rPr>
+          <w:rFonts w:ascii="Times New Roman" w:hAnsi="Times New Roman" w:eastAsia="Times New Roman"/>
+          <w:b w:val="0"/>
+          <w:i w:val="0"/>
+          <w:color w:val="000000"/>
+          <w:sz w:val="19"/>
+        </w:rPr>
+        <w:t xml:space="preserve">[18] </w:t>
+      </w:r>
+      <w:r>
+        <w:rPr>
+          <w:rFonts w:ascii="Times New Roman" w:hAnsi="Times New Roman" w:eastAsia="Times New Roman"/>
+          <w:b w:val="0"/>
+          <w:i w:val="0"/>
+          <w:color w:val="000000"/>
+          <w:sz w:val="19"/>
+        </w:rPr>
+        <w:t>Lee et al. Extratropical Rossby Waves Amplify Central Siberian Fire Risk Through Subseasonal Teleconnections, Agricultural and Forest Meteorology. Accepted.</w:t>
       </w:r>
     </w:p>
     <w:p>
@@ -2018,7 +2045,7 @@
           <w:color w:val="000000"/>
           <w:sz w:val="19"/>
         </w:rPr>
-        <w:t xml:space="preserve">[5] </w:t>
+        <w:t xml:space="preserve">[4] </w:t>
       </w:r>
       <w:r>
         <w:rPr>
@@ -2045,7 +2072,7 @@
           <w:color w:val="000000"/>
           <w:sz w:val="19"/>
         </w:rPr>
-        <w:t xml:space="preserve">[4] </w:t>
+        <w:t xml:space="preserve">[3] </w:t>
       </w:r>
       <w:r>
         <w:rPr>
@@ -2072,7 +2099,7 @@
           <w:color w:val="000000"/>
           <w:sz w:val="19"/>
         </w:rPr>
-        <w:t xml:space="preserve">[3] </w:t>
+        <w:t xml:space="preserve">[2] </w:t>
       </w:r>
       <w:r>
         <w:rPr>
@@ -2119,7 +2146,7 @@
           <w:color w:val="000000"/>
           <w:sz w:val="19"/>
         </w:rPr>
-        <w:t xml:space="preserve">[2] </w:t>
+        <w:t xml:space="preserve">[1] </w:t>
       </w:r>
       <w:r>
         <w:rPr>
@@ -2130,33 +2157,6 @@
           <w:sz w:val="19"/>
         </w:rPr>
         <w:t>Lee et al., Understanding the physical mechanism of recording-breaking 2025 East Asian heatwave. Environmental Research Letters. In Review.</w:t>
-      </w:r>
-    </w:p>
-    <w:p>
-      <w:pPr>
-        <w:keepLines/>
-        <w:spacing w:before="0" w:after="160"/>
-        <w:ind w:left="446" w:hanging="446"/>
-      </w:pPr>
-      <w:r>
-        <w:rPr>
-          <w:rFonts w:ascii="Times New Roman" w:hAnsi="Times New Roman" w:eastAsia="Times New Roman"/>
-          <w:b w:val="0"/>
-          <w:i w:val="0"/>
-          <w:color w:val="000000"/>
-          <w:sz w:val="19"/>
-        </w:rPr>
-        <w:t xml:space="preserve">[1] </w:t>
-      </w:r>
-      <w:r>
-        <w:rPr>
-          <w:rFonts w:ascii="Times New Roman" w:hAnsi="Times New Roman" w:eastAsia="Times New Roman"/>
-          <w:b w:val="0"/>
-          <w:i w:val="0"/>
-          <w:color w:val="000000"/>
-          <w:sz w:val="19"/>
-        </w:rPr>
-        <w:t>Lee et al. Extratropical Rossby Waves Amplify Central Siberian Fire Risk Through Subseasonal Teleconnections, Agricultural and Forest Meteorology. In Review.</w:t>
       </w:r>
     </w:p>
     <w:p>
